--- a/MER Reviewer Comments - Bayesian DNA barcode gap.docx
+++ b/MER Reviewer Comments - Bayesian DNA barcode gap.docx
@@ -16,25 +16,7 @@
           <w:color w:val="242424"/>
           <w:shd w:val="clear" w:color="auto" w:fill="FFFFFF"/>
         </w:rPr>
-        <w:t xml:space="preserve">Dear </w:t>
-      </w:r>
-      <w:proofErr w:type="gramStart"/>
-      <w:r>
-        <w:rPr>
-          <w:rFonts w:ascii="Cambria" w:hAnsi="Cambria" w:cs="Segoe UI"/>
-          <w:color w:val="242424"/>
-          <w:shd w:val="clear" w:color="auto" w:fill="FFFFFF"/>
-        </w:rPr>
-        <w:t>Dr.</w:t>
-      </w:r>
-      <w:proofErr w:type="gramEnd"/>
-      <w:r>
-        <w:rPr>
-          <w:rFonts w:ascii="Cambria" w:hAnsi="Cambria" w:cs="Segoe UI"/>
-          <w:color w:val="242424"/>
-          <w:shd w:val="clear" w:color="auto" w:fill="FFFFFF"/>
-        </w:rPr>
-        <w:t xml:space="preserve"> Sibbett, </w:t>
+        <w:t xml:space="preserve">Dear Dr. Sibbett, </w:t>
       </w:r>
     </w:p>
     <w:p>
@@ -189,7 +171,7 @@
           <w:color w:val="242424"/>
           <w:shd w:val="clear" w:color="auto" w:fill="FFFFFF"/>
         </w:rPr>
-        <w:t xml:space="preserve"> submission</w:t>
+        <w:t>submission</w:t>
       </w:r>
       <w:r>
         <w:rPr>
@@ -222,25 +204,7 @@
           <w:color w:val="242424"/>
           <w:shd w:val="clear" w:color="auto" w:fill="FFFFFF"/>
         </w:rPr>
-        <w:t xml:space="preserve"> (as PDF and </w:t>
-      </w:r>
-      <w:proofErr w:type="spellStart"/>
-      <w:r>
-        <w:rPr>
-          <w:rFonts w:ascii="Cambria" w:hAnsi="Cambria" w:cs="Segoe UI"/>
-          <w:color w:val="242424"/>
-          <w:shd w:val="clear" w:color="auto" w:fill="FFFFFF"/>
-        </w:rPr>
-        <w:t>TeX</w:t>
-      </w:r>
-      <w:proofErr w:type="spellEnd"/>
-      <w:r>
-        <w:rPr>
-          <w:rFonts w:ascii="Cambria" w:hAnsi="Cambria" w:cs="Segoe UI"/>
-          <w:color w:val="242424"/>
-          <w:shd w:val="clear" w:color="auto" w:fill="FFFFFF"/>
-        </w:rPr>
-        <w:t xml:space="preserve"> files)</w:t>
+        <w:t xml:space="preserve"> (as PDF and TeX files)</w:t>
       </w:r>
       <w:r>
         <w:rPr>
@@ -347,7 +311,23 @@
           <w:color w:val="242424"/>
           <w:shd w:val="clear" w:color="auto" w:fill="FFFFFF"/>
         </w:rPr>
-        <w:t>raised by reviewers, while respectfully disagreeing on others with support</w:t>
+        <w:t>raised by reviewers, while respectfully disagreeing on others</w:t>
+      </w:r>
+      <w:r>
+        <w:rPr>
+          <w:rFonts w:ascii="Cambria" w:hAnsi="Cambria" w:cs="Segoe UI"/>
+          <w:color w:val="242424"/>
+          <w:shd w:val="clear" w:color="auto" w:fill="FFFFFF"/>
+        </w:rPr>
+        <w:t>,</w:t>
+      </w:r>
+      <w:r>
+        <w:rPr>
+          <w:rFonts w:ascii="Cambria" w:hAnsi="Cambria" w:cs="Segoe UI"/>
+          <w:color w:val="242424"/>
+          <w:shd w:val="clear" w:color="auto" w:fill="FFFFFF"/>
+        </w:rPr>
+        <w:t xml:space="preserve"> with support</w:t>
       </w:r>
       <w:r>
         <w:rPr>
@@ -503,43 +483,7 @@
           <w:color w:val="242424"/>
           <w:shd w:val="clear" w:color="auto" w:fill="FFFFFF"/>
         </w:rPr>
-        <w:t xml:space="preserve">This manuscript has been evaluated by two reviewers. They found the method to be interesting. However, they indicate that further analysis is needed (including testing the method on other datasets) and that the manuscript should be clarified in several places. Please also correct the </w:t>
-      </w:r>
-      <w:proofErr w:type="spellStart"/>
-      <w:r>
-        <w:rPr>
-          <w:rFonts w:ascii="Cambria" w:hAnsi="Cambria" w:cs="Segoe UI"/>
-          <w:color w:val="242424"/>
-          <w:shd w:val="clear" w:color="auto" w:fill="FFFFFF"/>
-        </w:rPr>
-        <w:t>Github</w:t>
-      </w:r>
-      <w:proofErr w:type="spellEnd"/>
-      <w:r>
-        <w:rPr>
-          <w:rFonts w:ascii="Cambria" w:hAnsi="Cambria" w:cs="Segoe UI"/>
-          <w:color w:val="242424"/>
-          <w:shd w:val="clear" w:color="auto" w:fill="FFFFFF"/>
-        </w:rPr>
-        <w:t xml:space="preserve"> link, which appears to be invalid. I encourage you to revise your manuscript following the reviewers’ comments. Please indicate in </w:t>
-      </w:r>
-      <w:proofErr w:type="gramStart"/>
-      <w:r>
-        <w:rPr>
-          <w:rFonts w:ascii="Cambria" w:hAnsi="Cambria" w:cs="Segoe UI"/>
-          <w:color w:val="242424"/>
-          <w:shd w:val="clear" w:color="auto" w:fill="FFFFFF"/>
-        </w:rPr>
-        <w:t>details</w:t>
-      </w:r>
-      <w:proofErr w:type="gramEnd"/>
-      <w:r>
-        <w:rPr>
-          <w:rFonts w:ascii="Cambria" w:hAnsi="Cambria" w:cs="Segoe UI"/>
-          <w:color w:val="242424"/>
-          <w:shd w:val="clear" w:color="auto" w:fill="FFFFFF"/>
-        </w:rPr>
-        <w:t xml:space="preserve"> how you dealt with these comments in your “answer to reviewers”.</w:t>
+        <w:t>This manuscript has been evaluated by two reviewers. They found the method to be interesting. However, they indicate that further analysis is needed (including testing the method on other datasets) and that the manuscript should be clarified in several places. Please also correct the Github link, which appears to be invalid. I encourage you to revise your manuscript following the reviewers’ comments. Please indicate in details how you dealt with these comments in your “answer to reviewers”.</w:t>
       </w:r>
       <w:r>
         <w:rPr>
@@ -596,6 +540,15 @@
           <w:iCs/>
           <w:color w:val="242424"/>
         </w:rPr>
+        <w:t xml:space="preserve"> </w:t>
+      </w:r>
+      <w:r>
+        <w:rPr>
+          <w:rFonts w:ascii="Cambria" w:hAnsi="Cambria" w:cs="Segoe UI"/>
+          <w:i/>
+          <w:iCs/>
+          <w:color w:val="242424"/>
+        </w:rPr>
         <w:t>Thank you</w:t>
       </w:r>
       <w:r>
@@ -723,7 +676,7 @@
           <w:iCs/>
           <w:color w:val="242424"/>
         </w:rPr>
-        <w:t>rds</w:t>
+        <w:t>rd</w:t>
       </w:r>
       <w:r>
         <w:rPr>
@@ -914,7 +867,6 @@
         </w:rPr>
         <w:t xml:space="preserve"> via </w:t>
       </w:r>
-      <w:proofErr w:type="spellStart"/>
       <w:r>
         <w:rPr>
           <w:rFonts w:ascii="Cambria" w:hAnsi="Cambria" w:cs="Segoe UI"/>
@@ -923,26 +875,34 @@
           <w:color w:val="242424"/>
         </w:rPr>
         <w:lastRenderedPageBreak/>
-        <w:t>Authorea</w:t>
-      </w:r>
-      <w:proofErr w:type="spellEnd"/>
-      <w:r>
-        <w:rPr>
-          <w:rFonts w:ascii="Cambria" w:hAnsi="Cambria" w:cs="Segoe UI"/>
-          <w:i/>
-          <w:iCs/>
-          <w:color w:val="242424"/>
-        </w:rPr>
-        <w:t xml:space="preserve"> and is linked to its own DOI</w:t>
-      </w:r>
-      <w:r>
-        <w:rPr>
-          <w:rFonts w:ascii="Cambria" w:hAnsi="Cambria" w:cs="Segoe UI"/>
-          <w:i/>
-          <w:iCs/>
-          <w:color w:val="242424"/>
-        </w:rPr>
-        <w:t>, which may allay our concerns</w:t>
+        <w:t>Authorea and is linked to its own DOI</w:t>
+      </w:r>
+      <w:r>
+        <w:rPr>
+          <w:rFonts w:ascii="Cambria" w:hAnsi="Cambria" w:cs="Segoe UI"/>
+          <w:i/>
+          <w:iCs/>
+          <w:color w:val="242424"/>
+        </w:rPr>
+        <w:t>, which</w:t>
+      </w:r>
+      <w:r>
+        <w:rPr>
+          <w:rFonts w:ascii="Cambria" w:hAnsi="Cambria" w:cs="Segoe UI"/>
+          <w:i/>
+          <w:iCs/>
+          <w:color w:val="242424"/>
+        </w:rPr>
+        <w:t xml:space="preserve"> in fact</w:t>
+      </w:r>
+      <w:r>
+        <w:rPr>
+          <w:rFonts w:ascii="Cambria" w:hAnsi="Cambria" w:cs="Segoe UI"/>
+          <w:i/>
+          <w:iCs/>
+          <w:color w:val="242424"/>
+        </w:rPr>
+        <w:t xml:space="preserve"> may allay our concerns</w:t>
       </w:r>
       <w:r>
         <w:rPr>
@@ -1024,7 +984,43 @@
           <w:iCs/>
           <w:color w:val="242424"/>
         </w:rPr>
-        <w:t>We have also analyzed all 81 species from Phillips et al. (2024): the two from CTYB</w:t>
+        <w:t>We have also analyzed all 81 species</w:t>
+      </w:r>
+      <w:r>
+        <w:rPr>
+          <w:rFonts w:ascii="Cambria" w:hAnsi="Cambria" w:cs="Segoe UI"/>
+          <w:i/>
+          <w:iCs/>
+          <w:color w:val="242424"/>
+        </w:rPr>
+        <w:t xml:space="preserve"> (59 unique species)</w:t>
+      </w:r>
+      <w:r>
+        <w:rPr>
+          <w:rFonts w:ascii="Cambria" w:hAnsi="Cambria" w:cs="Segoe UI"/>
+          <w:i/>
+          <w:iCs/>
+          <w:color w:val="242424"/>
+        </w:rPr>
+        <w:t xml:space="preserve"> from Phillips et al. (2024): the two from C</w:t>
+      </w:r>
+      <w:r>
+        <w:rPr>
+          <w:rFonts w:ascii="Cambria" w:hAnsi="Cambria" w:cs="Segoe UI"/>
+          <w:i/>
+          <w:iCs/>
+          <w:color w:val="242424"/>
+        </w:rPr>
+        <w:t>YT</w:t>
+      </w:r>
+      <w:r>
+        <w:rPr>
+          <w:rFonts w:ascii="Cambria" w:hAnsi="Cambria" w:cs="Segoe UI"/>
+          <w:i/>
+          <w:iCs/>
+          <w:color w:val="242424"/>
+        </w:rPr>
+        <w:t>B</w:t>
       </w:r>
       <w:r>
         <w:rPr>
@@ -1060,7 +1056,43 @@
           <w:iCs/>
           <w:color w:val="242424"/>
         </w:rPr>
-        <w:t>, along with 36 from COI-3’ and 43 from COI-5’</w:t>
+        <w:t xml:space="preserve">, along with 36 from </w:t>
+      </w:r>
+      <w:r>
+        <w:rPr>
+          <w:rFonts w:ascii="Cambria" w:hAnsi="Cambria" w:cs="Segoe UI"/>
+          <w:i/>
+          <w:iCs/>
+          <w:color w:val="242424"/>
+        </w:rPr>
+        <w:t>5’-</w:t>
+      </w:r>
+      <w:r>
+        <w:rPr>
+          <w:rFonts w:ascii="Cambria" w:hAnsi="Cambria" w:cs="Segoe UI"/>
+          <w:i/>
+          <w:iCs/>
+          <w:color w:val="242424"/>
+        </w:rPr>
+        <w:t xml:space="preserve">COI and 43 from </w:t>
+      </w:r>
+      <w:r>
+        <w:rPr>
+          <w:rFonts w:ascii="Cambria" w:hAnsi="Cambria" w:cs="Segoe UI"/>
+          <w:i/>
+          <w:iCs/>
+          <w:color w:val="242424"/>
+        </w:rPr>
+        <w:t>3’-</w:t>
+      </w:r>
+      <w:r>
+        <w:rPr>
+          <w:rFonts w:ascii="Cambria" w:hAnsi="Cambria" w:cs="Segoe UI"/>
+          <w:i/>
+          <w:iCs/>
+          <w:color w:val="242424"/>
+        </w:rPr>
+        <w:t>COI</w:t>
       </w:r>
       <w:r>
         <w:rPr>
@@ -1097,47 +1129,7 @@
           <w:iCs/>
           <w:color w:val="242424"/>
         </w:rPr>
-        <w:t>We have included a modified R script (</w:t>
-      </w:r>
-      <w:proofErr w:type="spellStart"/>
-      <w:r>
-        <w:rPr>
-          <w:rFonts w:ascii="Cambria" w:hAnsi="Cambria" w:cs="Segoe UI"/>
-          <w:i/>
-          <w:iCs/>
-          <w:color w:val="242424"/>
-        </w:rPr>
-        <w:t>Analysis.R</w:t>
-      </w:r>
-      <w:proofErr w:type="spellEnd"/>
-      <w:r>
-        <w:rPr>
-          <w:rFonts w:ascii="Cambria" w:hAnsi="Cambria" w:cs="Segoe UI"/>
-          <w:i/>
-          <w:iCs/>
-          <w:color w:val="242424"/>
-        </w:rPr>
-        <w:t>) to handle both multiple gene loci and multiple sequenced species. This script contains the function ‘</w:t>
-      </w:r>
-      <w:proofErr w:type="spellStart"/>
-      <w:r>
-        <w:rPr>
-          <w:rFonts w:ascii="Cambria" w:hAnsi="Cambria" w:cs="Segoe UI"/>
-          <w:i/>
-          <w:iCs/>
-          <w:color w:val="242424"/>
-        </w:rPr>
-        <w:t>run_DNA_barcode_gap_analysis</w:t>
-      </w:r>
-      <w:proofErr w:type="spellEnd"/>
-      <w:r>
-        <w:rPr>
-          <w:rFonts w:ascii="Cambria" w:hAnsi="Cambria" w:cs="Segoe UI"/>
-          <w:i/>
-          <w:iCs/>
-          <w:color w:val="242424"/>
-        </w:rPr>
-        <w:t>()’ that prompts users to navigate to a folder containing marker-specific subfolders, wherein each subfolder contains CSV files of intraspecific, interspecific, a</w:t>
+        <w:t>We have included a modified R script (Analysis.R) to handle both multiple gene loci and multiple sequenced species. This script contains the function ‘run_DNA_barcode_gap_analysis()’ that prompts users to navigate to a folder containing marker-specific subfolders, wherein each subfolder contains CSV files of intraspecific, interspecific, a</w:t>
       </w:r>
       <w:r>
         <w:rPr>
@@ -1201,6 +1193,24 @@
           <w:color w:val="242424"/>
         </w:rPr>
         <w:t>within each marker subfolder.</w:t>
+      </w:r>
+      <w:r>
+        <w:rPr>
+          <w:rFonts w:ascii="Cambria" w:hAnsi="Cambria" w:cs="Segoe UI"/>
+          <w:i/>
+          <w:iCs/>
+          <w:color w:val="242424"/>
+        </w:rPr>
+        <w:t xml:space="preserve"> This script is very general and will work for any markers/species, provided all intraspecific, interspecific, and combined interspecific files (for a target taxon and its nearest neigbouring species)</w:t>
+      </w:r>
+      <w:r>
+        <w:rPr>
+          <w:rFonts w:ascii="Cambria" w:hAnsi="Cambria" w:cs="Segoe UI"/>
+          <w:i/>
+          <w:iCs/>
+          <w:color w:val="242424"/>
+        </w:rPr>
+        <w:t xml:space="preserve"> are present.</w:t>
       </w:r>
       <w:r>
         <w:rPr>
@@ -1351,193 +1361,6 @@
       <w:pPr>
         <w:rPr>
           <w:rFonts w:ascii="Cambria" w:hAnsi="Cambria" w:cs="Segoe UI"/>
-          <w:color w:val="242424"/>
-          <w:shd w:val="clear" w:color="auto" w:fill="FFFFFF"/>
-        </w:rPr>
-      </w:pPr>
-      <w:r>
-        <w:rPr>
-          <w:rFonts w:ascii="Cambria" w:hAnsi="Cambria" w:cs="Segoe UI"/>
-          <w:i/>
-          <w:iCs/>
-          <w:color w:val="242424"/>
-          <w:shd w:val="clear" w:color="auto" w:fill="FFFFFF"/>
-        </w:rPr>
-        <w:t xml:space="preserve">We feel discussion of proper statistical modelling under both frequentist and Bayesian paradigms, is greatly needed to ensure </w:t>
-      </w:r>
-      <w:r>
-        <w:rPr>
-          <w:rFonts w:ascii="Cambria" w:hAnsi="Cambria" w:cs="Segoe UI"/>
-          <w:i/>
-          <w:iCs/>
-          <w:color w:val="242424"/>
-          <w:shd w:val="clear" w:color="auto" w:fill="FFFFFF"/>
-        </w:rPr>
-        <w:t>correct</w:t>
-      </w:r>
-      <w:r>
-        <w:rPr>
-          <w:rFonts w:ascii="Cambria" w:hAnsi="Cambria" w:cs="Segoe UI"/>
-          <w:i/>
-          <w:iCs/>
-          <w:color w:val="242424"/>
-          <w:shd w:val="clear" w:color="auto" w:fill="FFFFFF"/>
-        </w:rPr>
-        <w:t xml:space="preserve"> and reliable parameter </w:t>
-      </w:r>
-      <w:r>
-        <w:rPr>
-          <w:rFonts w:ascii="Cambria" w:hAnsi="Cambria" w:cs="Segoe UI"/>
-          <w:i/>
-          <w:iCs/>
-          <w:color w:val="242424"/>
-          <w:shd w:val="clear" w:color="auto" w:fill="FFFFFF"/>
-        </w:rPr>
-        <w:t>inference</w:t>
-      </w:r>
-      <w:r>
-        <w:rPr>
-          <w:rFonts w:ascii="Cambria" w:hAnsi="Cambria" w:cs="Segoe UI"/>
-          <w:i/>
-          <w:iCs/>
-          <w:color w:val="242424"/>
-          <w:shd w:val="clear" w:color="auto" w:fill="FFFFFF"/>
-        </w:rPr>
-        <w:t xml:space="preserve"> of DNA barcode gap metrics</w:t>
-      </w:r>
-      <w:r>
-        <w:rPr>
-          <w:rFonts w:ascii="Cambria" w:hAnsi="Cambria" w:cs="Segoe UI"/>
-          <w:i/>
-          <w:iCs/>
-          <w:color w:val="242424"/>
-          <w:shd w:val="clear" w:color="auto" w:fill="FFFFFF"/>
-        </w:rPr>
-        <w:t>.</w:t>
-      </w:r>
-      <w:r>
-        <w:rPr>
-          <w:rFonts w:ascii="Cambria" w:hAnsi="Cambria" w:cs="Segoe UI"/>
-          <w:i/>
-          <w:iCs/>
-          <w:color w:val="242424"/>
-          <w:shd w:val="clear" w:color="auto" w:fill="FFFFFF"/>
-        </w:rPr>
-        <w:t xml:space="preserve"> </w:t>
-      </w:r>
-      <w:r>
-        <w:rPr>
-          <w:rFonts w:ascii="Cambria" w:hAnsi="Cambria" w:cs="Segoe UI"/>
-          <w:i/>
-          <w:iCs/>
-          <w:color w:val="242424"/>
-          <w:shd w:val="clear" w:color="auto" w:fill="FFFFFF"/>
-        </w:rPr>
-        <w:t xml:space="preserve">We have also included results of </w:t>
-      </w:r>
-      <w:r>
-        <w:rPr>
-          <w:rFonts w:ascii="Cambria" w:hAnsi="Cambria" w:cs="Segoe UI"/>
-          <w:i/>
-          <w:iCs/>
-          <w:color w:val="242424"/>
-          <w:shd w:val="clear" w:color="auto" w:fill="FFFFFF"/>
-        </w:rPr>
-        <w:t>two other</w:t>
-      </w:r>
-      <w:r>
-        <w:rPr>
-          <w:rFonts w:ascii="Cambria" w:hAnsi="Cambria" w:cs="Segoe UI"/>
-          <w:i/>
-          <w:iCs/>
-          <w:color w:val="242424"/>
-          <w:shd w:val="clear" w:color="auto" w:fill="FFFFFF"/>
-        </w:rPr>
-        <w:t xml:space="preserve"> second dataset</w:t>
-      </w:r>
-      <w:r>
-        <w:rPr>
-          <w:rFonts w:ascii="Cambria" w:hAnsi="Cambria" w:cs="Segoe UI"/>
-          <w:i/>
-          <w:iCs/>
-          <w:color w:val="242424"/>
-          <w:shd w:val="clear" w:color="auto" w:fill="FFFFFF"/>
-        </w:rPr>
-        <w:t>s</w:t>
-      </w:r>
-      <w:r>
-        <w:rPr>
-          <w:rFonts w:ascii="Cambria" w:hAnsi="Cambria" w:cs="Segoe UI"/>
-          <w:i/>
-          <w:iCs/>
-          <w:color w:val="242424"/>
-          <w:shd w:val="clear" w:color="auto" w:fill="FFFFFF"/>
-        </w:rPr>
-        <w:t xml:space="preserve"> (COI</w:t>
-      </w:r>
-      <w:r>
-        <w:rPr>
-          <w:rFonts w:ascii="Cambria" w:hAnsi="Cambria" w:cs="Segoe UI"/>
-          <w:i/>
-          <w:iCs/>
-          <w:color w:val="242424"/>
-          <w:shd w:val="clear" w:color="auto" w:fill="FFFFFF"/>
-        </w:rPr>
-        <w:t>-3’ (35 species) and COI-5’ (43 species)</w:t>
-      </w:r>
-      <w:r>
-        <w:rPr>
-          <w:rFonts w:ascii="Cambria" w:hAnsi="Cambria" w:cs="Segoe UI"/>
-          <w:i/>
-          <w:iCs/>
-          <w:color w:val="242424"/>
-          <w:shd w:val="clear" w:color="auto" w:fill="FFFFFF"/>
-        </w:rPr>
-        <w:t>)</w:t>
-      </w:r>
-      <w:r>
-        <w:rPr>
-          <w:rFonts w:ascii="Cambria" w:hAnsi="Cambria" w:cs="Segoe UI"/>
-          <w:i/>
-          <w:iCs/>
-          <w:color w:val="242424"/>
-          <w:shd w:val="clear" w:color="auto" w:fill="FFFFFF"/>
-        </w:rPr>
-        <w:t xml:space="preserve"> to illustrate the overall utility of the presented method</w:t>
-      </w:r>
-      <w:r>
-        <w:rPr>
-          <w:rFonts w:ascii="Cambria" w:hAnsi="Cambria" w:cs="Segoe UI"/>
-          <w:i/>
-          <w:iCs/>
-          <w:color w:val="242424"/>
-          <w:shd w:val="clear" w:color="auto" w:fill="FFFFFF"/>
-        </w:rPr>
-        <w:t xml:space="preserve">. </w:t>
-      </w:r>
-      <w:r>
-        <w:rPr>
-          <w:rFonts w:ascii="Cambria" w:hAnsi="Cambria" w:cs="Segoe UI"/>
-          <w:i/>
-          <w:iCs/>
-          <w:color w:val="242424"/>
-          <w:shd w:val="clear" w:color="auto" w:fill="FFFFFF"/>
-        </w:rPr>
-        <w:t>We have provided further context to the Conclusion section.</w:t>
-      </w:r>
-      <w:r>
-        <w:rPr>
-          <w:rFonts w:ascii="Cambria" w:hAnsi="Cambria" w:cs="Segoe UI"/>
-          <w:i/>
-          <w:iCs/>
-          <w:color w:val="242424"/>
-          <w:shd w:val="clear" w:color="auto" w:fill="FFFFFF"/>
-        </w:rPr>
-        <w:t xml:space="preserve"> </w:t>
-      </w:r>
-      <w:r>
-        <w:rPr>
-          <w:rFonts w:ascii="Cambria" w:hAnsi="Cambria" w:cs="Segoe UI"/>
           <w:b/>
           <w:bCs/>
           <w:i/>
@@ -1545,7 +1368,66 @@
           <w:color w:val="242424"/>
           <w:shd w:val="clear" w:color="auto" w:fill="FFFFFF"/>
         </w:rPr>
-        <w:t>ADD MORE RESULTS.</w:t>
+      </w:pPr>
+      <w:r>
+        <w:rPr>
+          <w:rFonts w:ascii="Cambria" w:hAnsi="Cambria" w:cs="Segoe UI"/>
+          <w:i/>
+          <w:iCs/>
+          <w:color w:val="242424"/>
+          <w:shd w:val="clear" w:color="auto" w:fill="FFFFFF"/>
+        </w:rPr>
+        <w:t xml:space="preserve">We feel discussion of proper statistical modelling under both frequentist and Bayesian paradigms, is greatly needed to ensure </w:t>
+      </w:r>
+      <w:r>
+        <w:rPr>
+          <w:rFonts w:ascii="Cambria" w:hAnsi="Cambria" w:cs="Segoe UI"/>
+          <w:i/>
+          <w:iCs/>
+          <w:color w:val="242424"/>
+          <w:shd w:val="clear" w:color="auto" w:fill="FFFFFF"/>
+        </w:rPr>
+        <w:t>correct</w:t>
+      </w:r>
+      <w:r>
+        <w:rPr>
+          <w:rFonts w:ascii="Cambria" w:hAnsi="Cambria" w:cs="Segoe UI"/>
+          <w:i/>
+          <w:iCs/>
+          <w:color w:val="242424"/>
+          <w:shd w:val="clear" w:color="auto" w:fill="FFFFFF"/>
+        </w:rPr>
+        <w:t xml:space="preserve"> and reliable parameter </w:t>
+      </w:r>
+      <w:r>
+        <w:rPr>
+          <w:rFonts w:ascii="Cambria" w:hAnsi="Cambria" w:cs="Segoe UI"/>
+          <w:i/>
+          <w:iCs/>
+          <w:color w:val="242424"/>
+          <w:shd w:val="clear" w:color="auto" w:fill="FFFFFF"/>
+        </w:rPr>
+        <w:t>inference</w:t>
+      </w:r>
+      <w:r>
+        <w:rPr>
+          <w:rFonts w:ascii="Cambria" w:hAnsi="Cambria" w:cs="Segoe UI"/>
+          <w:i/>
+          <w:iCs/>
+          <w:color w:val="242424"/>
+          <w:shd w:val="clear" w:color="auto" w:fill="FFFFFF"/>
+        </w:rPr>
+        <w:t xml:space="preserve"> of DNA barcode gap metrics</w:t>
+      </w:r>
+      <w:r>
+        <w:rPr>
+          <w:rFonts w:ascii="Cambria" w:hAnsi="Cambria" w:cs="Segoe UI"/>
+          <w:i/>
+          <w:iCs/>
+          <w:color w:val="242424"/>
+          <w:shd w:val="clear" w:color="auto" w:fill="FFFFFF"/>
+        </w:rPr>
+        <w:t>.</w:t>
       </w:r>
       <w:r>
         <w:rPr>
@@ -1560,62 +1442,112 @@
       <w:r>
         <w:rPr>
           <w:rFonts w:ascii="Cambria" w:hAnsi="Cambria" w:cs="Segoe UI"/>
-          <w:b/>
-          <w:bCs/>
-          <w:i/>
-          <w:iCs/>
-          <w:color w:val="242424"/>
-          <w:shd w:val="clear" w:color="auto" w:fill="FFFFFF"/>
-        </w:rPr>
-        <w:t>ADD TO CONCLUSION.</w:t>
-      </w:r>
-      <w:r>
-        <w:rPr>
-          <w:rFonts w:ascii="Cambria" w:hAnsi="Cambria" w:cs="Segoe UI"/>
-          <w:i/>
-          <w:iCs/>
-          <w:color w:val="242424"/>
-        </w:rPr>
-        <w:br/>
-      </w:r>
-      <w:r>
-        <w:rPr>
-          <w:rFonts w:ascii="Cambria" w:hAnsi="Cambria" w:cs="Segoe UI"/>
-          <w:i/>
-          <w:iCs/>
-          <w:color w:val="242424"/>
-        </w:rPr>
-        <w:br/>
-      </w:r>
-      <w:r>
-        <w:rPr>
-          <w:rFonts w:ascii="Cambria" w:hAnsi="Cambria" w:cs="Segoe UI"/>
-          <w:color w:val="242424"/>
-          <w:shd w:val="clear" w:color="auto" w:fill="FFFFFF"/>
-        </w:rPr>
-        <w:t>Minor comments/suggestions:</w:t>
-      </w:r>
-      <w:r>
-        <w:rPr>
-          <w:rFonts w:ascii="Cambria" w:hAnsi="Cambria" w:cs="Segoe UI"/>
-          <w:color w:val="242424"/>
-        </w:rPr>
-        <w:br/>
-      </w:r>
-      <w:r>
-        <w:rPr>
-          <w:rFonts w:ascii="Cambria" w:hAnsi="Cambria" w:cs="Segoe UI"/>
-          <w:color w:val="242424"/>
-        </w:rPr>
-        <w:br/>
-      </w:r>
-      <w:r>
-        <w:rPr>
-          <w:rFonts w:ascii="Cambria" w:hAnsi="Cambria" w:cs="Segoe UI"/>
-          <w:color w:val="242424"/>
-          <w:shd w:val="clear" w:color="auto" w:fill="FFFFFF"/>
-        </w:rPr>
-        <w:t>Line 118: Find a better way to write this than two consecutive sets of comments in parentheses starting with "e.g."</w:t>
+          <w:i/>
+          <w:iCs/>
+          <w:color w:val="242424"/>
+          <w:shd w:val="clear" w:color="auto" w:fill="FFFFFF"/>
+        </w:rPr>
+        <w:t xml:space="preserve">We have also included results of </w:t>
+      </w:r>
+      <w:r>
+        <w:rPr>
+          <w:rFonts w:ascii="Cambria" w:hAnsi="Cambria" w:cs="Segoe UI"/>
+          <w:i/>
+          <w:iCs/>
+          <w:color w:val="242424"/>
+          <w:shd w:val="clear" w:color="auto" w:fill="FFFFFF"/>
+        </w:rPr>
+        <w:t>two other</w:t>
+      </w:r>
+      <w:r>
+        <w:rPr>
+          <w:rFonts w:ascii="Cambria" w:hAnsi="Cambria" w:cs="Segoe UI"/>
+          <w:i/>
+          <w:iCs/>
+          <w:color w:val="242424"/>
+          <w:shd w:val="clear" w:color="auto" w:fill="FFFFFF"/>
+        </w:rPr>
+        <w:t xml:space="preserve"> second dataset</w:t>
+      </w:r>
+      <w:r>
+        <w:rPr>
+          <w:rFonts w:ascii="Cambria" w:hAnsi="Cambria" w:cs="Segoe UI"/>
+          <w:i/>
+          <w:iCs/>
+          <w:color w:val="242424"/>
+          <w:shd w:val="clear" w:color="auto" w:fill="FFFFFF"/>
+        </w:rPr>
+        <w:t>s</w:t>
+      </w:r>
+      <w:r>
+        <w:rPr>
+          <w:rFonts w:ascii="Cambria" w:hAnsi="Cambria" w:cs="Segoe UI"/>
+          <w:i/>
+          <w:iCs/>
+          <w:color w:val="242424"/>
+          <w:shd w:val="clear" w:color="auto" w:fill="FFFFFF"/>
+        </w:rPr>
+        <w:t xml:space="preserve"> (COI</w:t>
+      </w:r>
+      <w:r>
+        <w:rPr>
+          <w:rFonts w:ascii="Cambria" w:hAnsi="Cambria" w:cs="Segoe UI"/>
+          <w:i/>
+          <w:iCs/>
+          <w:color w:val="242424"/>
+          <w:shd w:val="clear" w:color="auto" w:fill="FFFFFF"/>
+        </w:rPr>
+        <w:t>-3’ (35 species) and COI-5’ (43 species)</w:t>
+      </w:r>
+      <w:r>
+        <w:rPr>
+          <w:rFonts w:ascii="Cambria" w:hAnsi="Cambria" w:cs="Segoe UI"/>
+          <w:i/>
+          <w:iCs/>
+          <w:color w:val="242424"/>
+          <w:shd w:val="clear" w:color="auto" w:fill="FFFFFF"/>
+        </w:rPr>
+        <w:t>)</w:t>
+      </w:r>
+      <w:r>
+        <w:rPr>
+          <w:rFonts w:ascii="Cambria" w:hAnsi="Cambria" w:cs="Segoe UI"/>
+          <w:i/>
+          <w:iCs/>
+          <w:color w:val="242424"/>
+          <w:shd w:val="clear" w:color="auto" w:fill="FFFFFF"/>
+        </w:rPr>
+        <w:t xml:space="preserve"> to illustrate the overall utility of the presented method</w:t>
+      </w:r>
+      <w:r>
+        <w:rPr>
+          <w:rFonts w:ascii="Cambria" w:hAnsi="Cambria" w:cs="Segoe UI"/>
+          <w:i/>
+          <w:iCs/>
+          <w:color w:val="242424"/>
+          <w:shd w:val="clear" w:color="auto" w:fill="FFFFFF"/>
+        </w:rPr>
+        <w:t xml:space="preserve">. </w:t>
+      </w:r>
+      <w:r>
+        <w:rPr>
+          <w:rFonts w:ascii="Cambria" w:hAnsi="Cambria" w:cs="Segoe UI"/>
+          <w:i/>
+          <w:iCs/>
+          <w:color w:val="242424"/>
+          <w:shd w:val="clear" w:color="auto" w:fill="FFFFFF"/>
+        </w:rPr>
+        <w:t>We have provided further context to the Conclusion section.</w:t>
+      </w:r>
+      <w:r>
+        <w:rPr>
+          <w:rFonts w:ascii="Cambria" w:hAnsi="Cambria" w:cs="Segoe UI"/>
+          <w:i/>
+          <w:iCs/>
+          <w:color w:val="242424"/>
+          <w:shd w:val="clear" w:color="auto" w:fill="FFFFFF"/>
+        </w:rPr>
+        <w:t xml:space="preserve"> </w:t>
       </w:r>
     </w:p>
     <w:p>
@@ -1632,24 +1564,6 @@
           <w:i/>
           <w:iCs/>
           <w:color w:val="242424"/>
-          <w:shd w:val="clear" w:color="auto" w:fill="FFFFFF"/>
-        </w:rPr>
-        <w:t>&gt;&gt;&gt;</w:t>
-      </w:r>
-      <w:r>
-        <w:rPr>
-          <w:rFonts w:ascii="Cambria" w:hAnsi="Cambria" w:cs="Segoe UI"/>
-          <w:i/>
-          <w:iCs/>
-          <w:color w:val="242424"/>
-          <w:shd w:val="clear" w:color="auto" w:fill="FFFFFF"/>
-        </w:rPr>
-        <w:t>This has been altered to include only a single set of parentheses with a single “e.g.”, along with a semicolon to separate thoughts.</w:t>
-      </w:r>
-      <w:r>
-        <w:rPr>
-          <w:rFonts w:ascii="Cambria" w:hAnsi="Cambria" w:cs="Segoe UI"/>
-          <w:color w:val="242424"/>
         </w:rPr>
         <w:br/>
       </w:r>
@@ -1657,6 +1571,14 @@
         <w:rPr>
           <w:rFonts w:ascii="Cambria" w:hAnsi="Cambria" w:cs="Segoe UI"/>
           <w:color w:val="242424"/>
+          <w:shd w:val="clear" w:color="auto" w:fill="FFFFFF"/>
+        </w:rPr>
+        <w:t>Minor comments/suggestions:</w:t>
+      </w:r>
+      <w:r>
+        <w:rPr>
+          <w:rFonts w:ascii="Cambria" w:hAnsi="Cambria" w:cs="Segoe UI"/>
+          <w:color w:val="242424"/>
         </w:rPr>
         <w:br/>
       </w:r>
@@ -1664,9 +1586,16 @@
         <w:rPr>
           <w:rFonts w:ascii="Cambria" w:hAnsi="Cambria" w:cs="Segoe UI"/>
           <w:color w:val="242424"/>
-          <w:shd w:val="clear" w:color="auto" w:fill="FFFFFF"/>
-        </w:rPr>
-        <w:t>Line 130: The citation refers to "BEAST 2" rather than "BEAST." Please clarify.</w:t>
+        </w:rPr>
+        <w:br/>
+      </w:r>
+      <w:r>
+        <w:rPr>
+          <w:rFonts w:ascii="Cambria" w:hAnsi="Cambria" w:cs="Segoe UI"/>
+          <w:color w:val="242424"/>
+          <w:shd w:val="clear" w:color="auto" w:fill="FFFFFF"/>
+        </w:rPr>
+        <w:t>Line 118: Find a better way to write this than two consecutive sets of comments in parentheses starting with "e.g."</w:t>
       </w:r>
     </w:p>
     <w:p>
@@ -1696,17 +1625,7 @@
           <w:color w:val="242424"/>
           <w:shd w:val="clear" w:color="auto" w:fill="FFFFFF"/>
         </w:rPr>
-        <w:t>We wanted to cite the most recent BEAST version available to our knowledge. Thus, we simply write “BEAST2” instead of “BEAST” (i.e., version 1)</w:t>
-      </w:r>
-      <w:r>
-        <w:rPr>
-          <w:rFonts w:ascii="Cambria" w:hAnsi="Cambria" w:cs="Segoe UI"/>
-          <w:i/>
-          <w:iCs/>
-          <w:color w:val="242424"/>
-          <w:shd w:val="clear" w:color="auto" w:fill="FFFFFF"/>
-        </w:rPr>
-        <w:t>.</w:t>
+        <w:t>This has been altered to include only a single set of parentheses with a single “e.g.”, along with a semicolon to separate thoughts.</w:t>
       </w:r>
       <w:r>
         <w:rPr>
@@ -1728,7 +1647,7 @@
           <w:color w:val="242424"/>
           <w:shd w:val="clear" w:color="auto" w:fill="FFFFFF"/>
         </w:rPr>
-        <w:t>Line 230: You should not capitalize "chain" in "Markov chain Monte Carlo."</w:t>
+        <w:t>Line 130: The citation refers to "BEAST 2" rather than "BEAST." Please clarify.</w:t>
       </w:r>
     </w:p>
     <w:p>
@@ -1745,6 +1664,7 @@
           <w:i/>
           <w:iCs/>
           <w:color w:val="242424"/>
+          <w:shd w:val="clear" w:color="auto" w:fill="FFFFFF"/>
         </w:rPr>
         <w:t>&gt;&gt;&gt;</w:t>
       </w:r>
@@ -1754,8 +1674,19 @@
           <w:i/>
           <w:iCs/>
           <w:color w:val="242424"/>
-        </w:rPr>
-        <w:t>Thank you for this important point. This has been fixed.</w:t>
+          <w:shd w:val="clear" w:color="auto" w:fill="FFFFFF"/>
+        </w:rPr>
+        <w:t>We wanted to cite the most recent BEAST version available to our knowledge. Thus, we simply write “BEAST2” instead of “BEAST” (i.e., version 1)</w:t>
+      </w:r>
+      <w:r>
+        <w:rPr>
+          <w:rFonts w:ascii="Cambria" w:hAnsi="Cambria" w:cs="Segoe UI"/>
+          <w:i/>
+          <w:iCs/>
+          <w:color w:val="242424"/>
+          <w:shd w:val="clear" w:color="auto" w:fill="FFFFFF"/>
+        </w:rPr>
+        <w:t>.</w:t>
       </w:r>
       <w:r>
         <w:rPr>
@@ -1777,7 +1708,7 @@
           <w:color w:val="242424"/>
           <w:shd w:val="clear" w:color="auto" w:fill="FFFFFF"/>
         </w:rPr>
-        <w:t>Lines 234-235: Fix capitalization issues.</w:t>
+        <w:t>Line 230: You should not capitalize "chain" in "Markov chain Monte Carlo."</w:t>
       </w:r>
     </w:p>
     <w:p>
@@ -1785,6 +1716,7 @@
         <w:rPr>
           <w:rFonts w:ascii="Cambria" w:hAnsi="Cambria" w:cs="Segoe UI"/>
           <w:color w:val="242424"/>
+          <w:shd w:val="clear" w:color="auto" w:fill="FFFFFF"/>
         </w:rPr>
       </w:pPr>
       <w:r>
@@ -1803,152 +1735,29 @@
           <w:iCs/>
           <w:color w:val="242424"/>
         </w:rPr>
-        <w:t>We believe you are referring to the Generalized Divergence Index here. Past work uses the lowercase abbreviation (</w:t>
-      </w:r>
-      <w:proofErr w:type="spellStart"/>
-      <w:r>
-        <w:rPr>
-          <w:rFonts w:ascii="Cambria" w:hAnsi="Cambria" w:cs="Segoe UI"/>
-          <w:i/>
-          <w:iCs/>
-          <w:color w:val="242424"/>
-        </w:rPr>
-        <w:t>gdi</w:t>
-      </w:r>
-      <w:proofErr w:type="spellEnd"/>
-      <w:r>
-        <w:rPr>
-          <w:rFonts w:ascii="Cambria" w:hAnsi="Cambria" w:cs="Segoe UI"/>
-          <w:i/>
-          <w:iCs/>
-          <w:color w:val="242424"/>
-        </w:rPr>
-        <w:t xml:space="preserve">). As such, we wanted to keep the same notation to avoid any potential confusion. </w:t>
-      </w:r>
-      <w:r>
-        <w:rPr>
-          <w:rFonts w:ascii="Cambria" w:hAnsi="Cambria" w:cs="Segoe UI"/>
-          <w:i/>
-          <w:iCs/>
-          <w:color w:val="242424"/>
-        </w:rPr>
-        <w:t>Thus,</w:t>
-      </w:r>
-      <w:r>
-        <w:rPr>
-          <w:rFonts w:ascii="Cambria" w:hAnsi="Cambria" w:cs="Segoe UI"/>
-          <w:i/>
-          <w:iCs/>
-          <w:color w:val="242424"/>
-        </w:rPr>
-        <w:t xml:space="preserve"> we modify this only slightly to “</w:t>
-      </w:r>
-      <w:r>
-        <w:rPr>
-          <w:rFonts w:ascii="Cambria" w:hAnsi="Cambria" w:cs="Segoe UI"/>
-          <w:b/>
-          <w:bCs/>
-          <w:i/>
-          <w:iCs/>
-          <w:color w:val="242424"/>
-        </w:rPr>
-        <w:t>G</w:t>
-      </w:r>
-      <w:r>
-        <w:rPr>
-          <w:rFonts w:ascii="Cambria" w:hAnsi="Cambria" w:cs="Segoe UI"/>
-          <w:i/>
-          <w:iCs/>
-          <w:color w:val="242424"/>
-        </w:rPr>
-        <w:t xml:space="preserve">eneralized </w:t>
-      </w:r>
-      <w:r>
-        <w:rPr>
-          <w:rFonts w:ascii="Cambria" w:hAnsi="Cambria" w:cs="Segoe UI"/>
-          <w:b/>
-          <w:bCs/>
-          <w:i/>
-          <w:iCs/>
-          <w:color w:val="242424"/>
-        </w:rPr>
-        <w:t>D</w:t>
-      </w:r>
-      <w:r>
-        <w:rPr>
-          <w:rFonts w:ascii="Cambria" w:hAnsi="Cambria" w:cs="Segoe UI"/>
-          <w:i/>
-          <w:iCs/>
-          <w:color w:val="242424"/>
-        </w:rPr>
-        <w:t xml:space="preserve">ivergence </w:t>
-      </w:r>
-      <w:r>
-        <w:rPr>
-          <w:rFonts w:ascii="Cambria" w:hAnsi="Cambria" w:cs="Segoe UI"/>
-          <w:b/>
-          <w:bCs/>
-          <w:i/>
-          <w:iCs/>
-          <w:color w:val="242424"/>
-        </w:rPr>
-        <w:t>I</w:t>
-      </w:r>
-      <w:r>
-        <w:rPr>
-          <w:rFonts w:ascii="Cambria" w:hAnsi="Cambria" w:cs="Segoe UI"/>
-          <w:i/>
-          <w:iCs/>
-          <w:color w:val="242424"/>
-        </w:rPr>
-        <w:t>ndex (</w:t>
-      </w:r>
-      <w:proofErr w:type="spellStart"/>
-      <w:r>
-        <w:rPr>
-          <w:rFonts w:ascii="Cambria" w:hAnsi="Cambria" w:cs="Segoe UI"/>
-          <w:i/>
-          <w:iCs/>
-          <w:color w:val="242424"/>
-        </w:rPr>
-        <w:t>gdi</w:t>
-      </w:r>
-      <w:proofErr w:type="spellEnd"/>
-      <w:r>
-        <w:rPr>
-          <w:rFonts w:ascii="Cambria" w:hAnsi="Cambria" w:cs="Segoe UI"/>
-          <w:i/>
-          <w:iCs/>
-          <w:color w:val="242424"/>
-        </w:rPr>
-        <w:t xml:space="preserve">)”. </w:t>
-      </w:r>
-      <w:r>
-        <w:rPr>
-          <w:rFonts w:ascii="Cambria" w:hAnsi="Cambria" w:cs="Segoe UI"/>
-          <w:i/>
-          <w:iCs/>
-          <w:color w:val="242424"/>
-        </w:rPr>
-        <w:t>This said, w</w:t>
-      </w:r>
-      <w:r>
-        <w:rPr>
-          <w:rFonts w:ascii="Cambria" w:hAnsi="Cambria" w:cs="Segoe UI"/>
-          <w:i/>
-          <w:iCs/>
-          <w:color w:val="242424"/>
-        </w:rPr>
-        <w:t>e are happy to change it further if need be.</w:t>
-      </w:r>
-      <w:r>
-        <w:rPr>
-          <w:rFonts w:ascii="Cambria" w:hAnsi="Cambria" w:cs="Segoe UI"/>
-          <w:i/>
-          <w:iCs/>
+        <w:t>Thank you for this important point. This has been fixed.</w:t>
+      </w:r>
+      <w:r>
+        <w:rPr>
+          <w:rFonts w:ascii="Cambria" w:hAnsi="Cambria" w:cs="Segoe UI"/>
           <w:color w:val="242424"/>
         </w:rPr>
         <w:br/>
+      </w:r>
+      <w:r>
+        <w:rPr>
+          <w:rFonts w:ascii="Cambria" w:hAnsi="Cambria" w:cs="Segoe UI"/>
+          <w:color w:val="242424"/>
+        </w:rPr>
+        <w:br/>
+      </w:r>
+      <w:r>
+        <w:rPr>
+          <w:rFonts w:ascii="Cambria" w:hAnsi="Cambria" w:cs="Segoe UI"/>
+          <w:color w:val="242424"/>
+          <w:shd w:val="clear" w:color="auto" w:fill="FFFFFF"/>
+        </w:rPr>
+        <w:t>Lines 234-235: Fix capitalization issues.</w:t>
       </w:r>
     </w:p>
     <w:p>
@@ -1956,16 +1765,130 @@
         <w:rPr>
           <w:rFonts w:ascii="Cambria" w:hAnsi="Cambria" w:cs="Segoe UI"/>
           <w:color w:val="242424"/>
-          <w:shd w:val="clear" w:color="auto" w:fill="FFFFFF"/>
         </w:rPr>
       </w:pPr>
       <w:r>
         <w:rPr>
           <w:rFonts w:ascii="Cambria" w:hAnsi="Cambria" w:cs="Segoe UI"/>
-          <w:color w:val="242424"/>
-          <w:shd w:val="clear" w:color="auto" w:fill="FFFFFF"/>
-        </w:rPr>
-        <w:t>Line 395: Replace "interval" with "confidence interval."</w:t>
+          <w:i/>
+          <w:iCs/>
+          <w:color w:val="242424"/>
+        </w:rPr>
+        <w:t>&gt;&gt;&gt;</w:t>
+      </w:r>
+      <w:r>
+        <w:rPr>
+          <w:rFonts w:ascii="Cambria" w:hAnsi="Cambria" w:cs="Segoe UI"/>
+          <w:i/>
+          <w:iCs/>
+          <w:color w:val="242424"/>
+        </w:rPr>
+        <w:t xml:space="preserve">We believe you are referring to the Generalized Divergence Index here. Past work uses the lowercase abbreviation (gdi). As such, we wanted to keep the same notation to avoid any potential confusion. </w:t>
+      </w:r>
+      <w:r>
+        <w:rPr>
+          <w:rFonts w:ascii="Cambria" w:hAnsi="Cambria" w:cs="Segoe UI"/>
+          <w:i/>
+          <w:iCs/>
+          <w:color w:val="242424"/>
+        </w:rPr>
+        <w:t>Thus,</w:t>
+      </w:r>
+      <w:r>
+        <w:rPr>
+          <w:rFonts w:ascii="Cambria" w:hAnsi="Cambria" w:cs="Segoe UI"/>
+          <w:i/>
+          <w:iCs/>
+          <w:color w:val="242424"/>
+        </w:rPr>
+        <w:t xml:space="preserve"> we modify this only slightly to “</w:t>
+      </w:r>
+      <w:r>
+        <w:rPr>
+          <w:rFonts w:ascii="Cambria" w:hAnsi="Cambria" w:cs="Segoe UI"/>
+          <w:b/>
+          <w:bCs/>
+          <w:i/>
+          <w:iCs/>
+          <w:color w:val="242424"/>
+        </w:rPr>
+        <w:t>G</w:t>
+      </w:r>
+      <w:r>
+        <w:rPr>
+          <w:rFonts w:ascii="Cambria" w:hAnsi="Cambria" w:cs="Segoe UI"/>
+          <w:i/>
+          <w:iCs/>
+          <w:color w:val="242424"/>
+        </w:rPr>
+        <w:t xml:space="preserve">eneralized </w:t>
+      </w:r>
+      <w:r>
+        <w:rPr>
+          <w:rFonts w:ascii="Cambria" w:hAnsi="Cambria" w:cs="Segoe UI"/>
+          <w:b/>
+          <w:bCs/>
+          <w:i/>
+          <w:iCs/>
+          <w:color w:val="242424"/>
+        </w:rPr>
+        <w:t>D</w:t>
+      </w:r>
+      <w:r>
+        <w:rPr>
+          <w:rFonts w:ascii="Cambria" w:hAnsi="Cambria" w:cs="Segoe UI"/>
+          <w:i/>
+          <w:iCs/>
+          <w:color w:val="242424"/>
+        </w:rPr>
+        <w:t xml:space="preserve">ivergence </w:t>
+      </w:r>
+      <w:r>
+        <w:rPr>
+          <w:rFonts w:ascii="Cambria" w:hAnsi="Cambria" w:cs="Segoe UI"/>
+          <w:b/>
+          <w:bCs/>
+          <w:i/>
+          <w:iCs/>
+          <w:color w:val="242424"/>
+        </w:rPr>
+        <w:t>I</w:t>
+      </w:r>
+      <w:r>
+        <w:rPr>
+          <w:rFonts w:ascii="Cambria" w:hAnsi="Cambria" w:cs="Segoe UI"/>
+          <w:i/>
+          <w:iCs/>
+          <w:color w:val="242424"/>
+        </w:rPr>
+        <w:t xml:space="preserve">ndex (gdi)”. </w:t>
+      </w:r>
+      <w:r>
+        <w:rPr>
+          <w:rFonts w:ascii="Cambria" w:hAnsi="Cambria" w:cs="Segoe UI"/>
+          <w:i/>
+          <w:iCs/>
+          <w:color w:val="242424"/>
+        </w:rPr>
+        <w:t>This said, w</w:t>
+      </w:r>
+      <w:r>
+        <w:rPr>
+          <w:rFonts w:ascii="Cambria" w:hAnsi="Cambria" w:cs="Segoe UI"/>
+          <w:i/>
+          <w:iCs/>
+          <w:color w:val="242424"/>
+        </w:rPr>
+        <w:t>e are happy to change it further if need be.</w:t>
+      </w:r>
+      <w:r>
+        <w:rPr>
+          <w:rFonts w:ascii="Cambria" w:hAnsi="Cambria" w:cs="Segoe UI"/>
+          <w:i/>
+          <w:iCs/>
+          <w:color w:val="242424"/>
+        </w:rPr>
+        <w:br/>
       </w:r>
     </w:p>
     <w:p>
@@ -1979,46 +1902,10 @@
       <w:r>
         <w:rPr>
           <w:rFonts w:ascii="Cambria" w:hAnsi="Cambria" w:cs="Segoe UI"/>
-          <w:i/>
-          <w:iCs/>
-          <w:color w:val="242424"/>
-          <w:shd w:val="clear" w:color="auto" w:fill="FFFFFF"/>
-        </w:rPr>
-        <w:t>&gt;&gt;&gt;</w:t>
-      </w:r>
-      <w:r>
-        <w:rPr>
-          <w:rFonts w:ascii="Cambria" w:hAnsi="Cambria" w:cs="Segoe UI"/>
-          <w:i/>
-          <w:iCs/>
-          <w:color w:val="242424"/>
-          <w:shd w:val="clear" w:color="auto" w:fill="FFFFFF"/>
-        </w:rPr>
-        <w:t>Thank you. This has been fixed.</w:t>
-      </w:r>
-      <w:r>
-        <w:rPr>
-          <w:rFonts w:ascii="Cambria" w:hAnsi="Cambria" w:cs="Segoe UI"/>
-          <w:i/>
-          <w:iCs/>
-          <w:color w:val="242424"/>
-        </w:rPr>
-        <w:br/>
-      </w:r>
-      <w:r>
-        <w:rPr>
-          <w:rFonts w:ascii="Cambria" w:hAnsi="Cambria" w:cs="Segoe UI"/>
-          <w:color w:val="242424"/>
-        </w:rPr>
-        <w:br/>
-      </w:r>
-      <w:r>
-        <w:rPr>
-          <w:rFonts w:ascii="Cambria" w:hAnsi="Cambria" w:cs="Segoe UI"/>
-          <w:color w:val="242424"/>
-          <w:shd w:val="clear" w:color="auto" w:fill="FFFFFF"/>
-        </w:rPr>
-        <w:t>Lines 395-398: The remarks about the confidence interval and standard error estimates possibly being zero are redundant.</w:t>
+          <w:color w:val="242424"/>
+          <w:shd w:val="clear" w:color="auto" w:fill="FFFFFF"/>
+        </w:rPr>
+        <w:t>Line 395: Replace "interval" with "confidence interval."</w:t>
       </w:r>
     </w:p>
     <w:p>
@@ -2047,137 +1934,7 @@
           <w:color w:val="242424"/>
           <w:shd w:val="clear" w:color="auto" w:fill="FFFFFF"/>
         </w:rPr>
-        <w:t>Thank you for this remark, Standard errors</w:t>
-      </w:r>
-      <w:r>
-        <w:rPr>
-          <w:rFonts w:ascii="Cambria" w:hAnsi="Cambria" w:cs="Segoe UI"/>
-          <w:i/>
-          <w:iCs/>
-          <w:color w:val="242424"/>
-          <w:shd w:val="clear" w:color="auto" w:fill="FFFFFF"/>
-        </w:rPr>
-        <w:t xml:space="preserve"> (S</w:t>
-      </w:r>
-      <w:r>
-        <w:rPr>
-          <w:rFonts w:ascii="Cambria" w:hAnsi="Cambria" w:cs="Segoe UI"/>
-          <w:i/>
-          <w:iCs/>
-          <w:color w:val="242424"/>
-          <w:shd w:val="clear" w:color="auto" w:fill="FFFFFF"/>
-        </w:rPr>
-        <w:t>E</w:t>
-      </w:r>
-      <w:r>
-        <w:rPr>
-          <w:rFonts w:ascii="Cambria" w:hAnsi="Cambria" w:cs="Segoe UI"/>
-          <w:i/>
-          <w:iCs/>
-          <w:color w:val="242424"/>
-          <w:shd w:val="clear" w:color="auto" w:fill="FFFFFF"/>
-        </w:rPr>
-        <w:t>s)</w:t>
-      </w:r>
-      <w:r>
-        <w:rPr>
-          <w:rFonts w:ascii="Cambria" w:hAnsi="Cambria" w:cs="Segoe UI"/>
-          <w:i/>
-          <w:iCs/>
-          <w:color w:val="242424"/>
-          <w:shd w:val="clear" w:color="auto" w:fill="FFFFFF"/>
-        </w:rPr>
-        <w:t xml:space="preserve"> and confidence intervals</w:t>
-      </w:r>
-      <w:r>
-        <w:rPr>
-          <w:rFonts w:ascii="Cambria" w:hAnsi="Cambria" w:cs="Segoe UI"/>
-          <w:i/>
-          <w:iCs/>
-          <w:color w:val="242424"/>
-          <w:shd w:val="clear" w:color="auto" w:fill="FFFFFF"/>
-        </w:rPr>
-        <w:t xml:space="preserve"> (CIs)</w:t>
-      </w:r>
-      <w:r>
-        <w:rPr>
-          <w:rFonts w:ascii="Cambria" w:hAnsi="Cambria" w:cs="Segoe UI"/>
-          <w:i/>
-          <w:iCs/>
-          <w:color w:val="242424"/>
-          <w:shd w:val="clear" w:color="auto" w:fill="FFFFFF"/>
-        </w:rPr>
-        <w:t xml:space="preserve"> are related </w:t>
-      </w:r>
-      <w:r>
-        <w:rPr>
-          <w:rFonts w:ascii="Cambria" w:hAnsi="Cambria" w:cs="Segoe UI"/>
-          <w:i/>
-          <w:iCs/>
-          <w:color w:val="242424"/>
-          <w:shd w:val="clear" w:color="auto" w:fill="FFFFFF"/>
-        </w:rPr>
-        <w:t xml:space="preserve">statistical </w:t>
-      </w:r>
-      <w:r>
-        <w:rPr>
-          <w:rFonts w:ascii="Cambria" w:hAnsi="Cambria" w:cs="Segoe UI"/>
-          <w:i/>
-          <w:iCs/>
-          <w:color w:val="242424"/>
-          <w:shd w:val="clear" w:color="auto" w:fill="FFFFFF"/>
-        </w:rPr>
-        <w:t>quantities, but each tell</w:t>
-      </w:r>
-      <w:r>
-        <w:rPr>
-          <w:rFonts w:ascii="Cambria" w:hAnsi="Cambria" w:cs="Segoe UI"/>
-          <w:i/>
-          <w:iCs/>
-          <w:color w:val="242424"/>
-          <w:shd w:val="clear" w:color="auto" w:fill="FFFFFF"/>
-        </w:rPr>
-        <w:t>s</w:t>
-      </w:r>
-      <w:r>
-        <w:rPr>
-          <w:rFonts w:ascii="Cambria" w:hAnsi="Cambria" w:cs="Segoe UI"/>
-          <w:i/>
-          <w:iCs/>
-          <w:color w:val="242424"/>
-          <w:shd w:val="clear" w:color="auto" w:fill="FFFFFF"/>
-        </w:rPr>
-        <w:t xml:space="preserve"> a different story.</w:t>
-      </w:r>
-      <w:r>
-        <w:rPr>
-          <w:rFonts w:ascii="Cambria" w:hAnsi="Cambria" w:cs="Segoe UI"/>
-          <w:i/>
-          <w:iCs/>
-          <w:color w:val="242424"/>
-          <w:shd w:val="clear" w:color="auto" w:fill="FFFFFF"/>
-        </w:rPr>
-        <w:t xml:space="preserve"> SEs directly affect CIs.</w:t>
-      </w:r>
-      <w:r>
-        <w:rPr>
-          <w:rFonts w:ascii="Cambria" w:hAnsi="Cambria" w:cs="Segoe UI"/>
-          <w:i/>
-          <w:iCs/>
-          <w:color w:val="242424"/>
-          <w:shd w:val="clear" w:color="auto" w:fill="FFFFFF"/>
-        </w:rPr>
-        <w:t xml:space="preserve"> </w:t>
-      </w:r>
-      <w:r>
-        <w:rPr>
-          <w:rFonts w:ascii="Cambria" w:hAnsi="Cambria" w:cs="Segoe UI"/>
-          <w:i/>
-          <w:iCs/>
-          <w:color w:val="242424"/>
-          <w:shd w:val="clear" w:color="auto" w:fill="FFFFFF"/>
-        </w:rPr>
-        <w:t>We clarified this point to avoid redundancy.</w:t>
+        <w:t>Thank you. This has been fixed.</w:t>
       </w:r>
       <w:r>
         <w:rPr>
@@ -2201,7 +1958,7 @@
           <w:color w:val="242424"/>
           <w:shd w:val="clear" w:color="auto" w:fill="FFFFFF"/>
         </w:rPr>
-        <w:t>Line 407: Remove parentheses</w:t>
+        <w:t>Lines 395-398: The remarks about the confidence interval and standard error estimates possibly being zero are redundant.</w:t>
       </w:r>
     </w:p>
     <w:p>
@@ -2230,37 +1987,143 @@
           <w:color w:val="242424"/>
           <w:shd w:val="clear" w:color="auto" w:fill="FFFFFF"/>
         </w:rPr>
-        <w:t xml:space="preserve">We feel you are referring to </w:t>
-      </w:r>
-      <w:r>
-        <w:rPr>
-          <w:rFonts w:ascii="Cambria" w:hAnsi="Cambria"/>
-          <w:i/>
-          <w:iCs/>
-        </w:rPr>
-        <w:t>π(</w:t>
-      </w:r>
-      <w:proofErr w:type="spellStart"/>
-      <w:r>
-        <w:rPr>
-          <w:rFonts w:ascii="Cambria" w:hAnsi="Cambria"/>
-          <w:i/>
-          <w:iCs/>
-        </w:rPr>
-        <w:t>θ|Y</w:t>
-      </w:r>
-      <w:proofErr w:type="spellEnd"/>
-      <w:r>
-        <w:rPr>
-          <w:rFonts w:ascii="Cambria" w:hAnsi="Cambria"/>
-          <w:i/>
-          <w:iCs/>
-        </w:rPr>
-        <w:t xml:space="preserve">) here. We have replaced the outer parentheses with commas for ease of readability. </w:t>
-      </w:r>
-      <w:r>
-        <w:rPr>
-          <w:rFonts w:ascii="Cambria" w:hAnsi="Cambria" w:cs="Segoe UI"/>
+        <w:t>Thank you for this remark, Standard errors</w:t>
+      </w:r>
+      <w:r>
+        <w:rPr>
+          <w:rFonts w:ascii="Cambria" w:hAnsi="Cambria" w:cs="Segoe UI"/>
+          <w:i/>
+          <w:iCs/>
+          <w:color w:val="242424"/>
+          <w:shd w:val="clear" w:color="auto" w:fill="FFFFFF"/>
+        </w:rPr>
+        <w:t xml:space="preserve"> (S</w:t>
+      </w:r>
+      <w:r>
+        <w:rPr>
+          <w:rFonts w:ascii="Cambria" w:hAnsi="Cambria" w:cs="Segoe UI"/>
+          <w:i/>
+          <w:iCs/>
+          <w:color w:val="242424"/>
+          <w:shd w:val="clear" w:color="auto" w:fill="FFFFFF"/>
+        </w:rPr>
+        <w:t>E</w:t>
+      </w:r>
+      <w:r>
+        <w:rPr>
+          <w:rFonts w:ascii="Cambria" w:hAnsi="Cambria" w:cs="Segoe UI"/>
+          <w:i/>
+          <w:iCs/>
+          <w:color w:val="242424"/>
+          <w:shd w:val="clear" w:color="auto" w:fill="FFFFFF"/>
+        </w:rPr>
+        <w:t>s)</w:t>
+      </w:r>
+      <w:r>
+        <w:rPr>
+          <w:rFonts w:ascii="Cambria" w:hAnsi="Cambria" w:cs="Segoe UI"/>
+          <w:i/>
+          <w:iCs/>
+          <w:color w:val="242424"/>
+          <w:shd w:val="clear" w:color="auto" w:fill="FFFFFF"/>
+        </w:rPr>
+        <w:t xml:space="preserve"> and confidence intervals</w:t>
+      </w:r>
+      <w:r>
+        <w:rPr>
+          <w:rFonts w:ascii="Cambria" w:hAnsi="Cambria" w:cs="Segoe UI"/>
+          <w:i/>
+          <w:iCs/>
+          <w:color w:val="242424"/>
+          <w:shd w:val="clear" w:color="auto" w:fill="FFFFFF"/>
+        </w:rPr>
+        <w:t xml:space="preserve"> (CIs)</w:t>
+      </w:r>
+      <w:r>
+        <w:rPr>
+          <w:rFonts w:ascii="Cambria" w:hAnsi="Cambria" w:cs="Segoe UI"/>
+          <w:i/>
+          <w:iCs/>
+          <w:color w:val="242424"/>
+          <w:shd w:val="clear" w:color="auto" w:fill="FFFFFF"/>
+        </w:rPr>
+        <w:t xml:space="preserve"> are related </w:t>
+      </w:r>
+      <w:r>
+        <w:rPr>
+          <w:rFonts w:ascii="Cambria" w:hAnsi="Cambria" w:cs="Segoe UI"/>
+          <w:i/>
+          <w:iCs/>
+          <w:color w:val="242424"/>
+          <w:shd w:val="clear" w:color="auto" w:fill="FFFFFF"/>
+        </w:rPr>
+        <w:t xml:space="preserve">statistical </w:t>
+      </w:r>
+      <w:r>
+        <w:rPr>
+          <w:rFonts w:ascii="Cambria" w:hAnsi="Cambria" w:cs="Segoe UI"/>
+          <w:i/>
+          <w:iCs/>
+          <w:color w:val="242424"/>
+          <w:shd w:val="clear" w:color="auto" w:fill="FFFFFF"/>
+        </w:rPr>
+        <w:t>quantities, but each tell</w:t>
+      </w:r>
+      <w:r>
+        <w:rPr>
+          <w:rFonts w:ascii="Cambria" w:hAnsi="Cambria" w:cs="Segoe UI"/>
+          <w:i/>
+          <w:iCs/>
+          <w:color w:val="242424"/>
+          <w:shd w:val="clear" w:color="auto" w:fill="FFFFFF"/>
+        </w:rPr>
+        <w:t>s</w:t>
+      </w:r>
+      <w:r>
+        <w:rPr>
+          <w:rFonts w:ascii="Cambria" w:hAnsi="Cambria" w:cs="Segoe UI"/>
+          <w:i/>
+          <w:iCs/>
+          <w:color w:val="242424"/>
+          <w:shd w:val="clear" w:color="auto" w:fill="FFFFFF"/>
+        </w:rPr>
+        <w:t xml:space="preserve"> a different story.</w:t>
+      </w:r>
+      <w:r>
+        <w:rPr>
+          <w:rFonts w:ascii="Cambria" w:hAnsi="Cambria" w:cs="Segoe UI"/>
+          <w:i/>
+          <w:iCs/>
+          <w:color w:val="242424"/>
+          <w:shd w:val="clear" w:color="auto" w:fill="FFFFFF"/>
+        </w:rPr>
+        <w:t xml:space="preserve"> SEs directly affect CIs.</w:t>
+      </w:r>
+      <w:r>
+        <w:rPr>
+          <w:rFonts w:ascii="Cambria" w:hAnsi="Cambria" w:cs="Segoe UI"/>
+          <w:i/>
+          <w:iCs/>
+          <w:color w:val="242424"/>
+          <w:shd w:val="clear" w:color="auto" w:fill="FFFFFF"/>
+        </w:rPr>
+        <w:t xml:space="preserve"> </w:t>
+      </w:r>
+      <w:r>
+        <w:rPr>
+          <w:rFonts w:ascii="Cambria" w:hAnsi="Cambria" w:cs="Segoe UI"/>
+          <w:i/>
+          <w:iCs/>
+          <w:color w:val="242424"/>
+          <w:shd w:val="clear" w:color="auto" w:fill="FFFFFF"/>
+        </w:rPr>
+        <w:t>We clarified this point to avoid redundancy.</w:t>
+      </w:r>
+      <w:r>
+        <w:rPr>
+          <w:rFonts w:ascii="Cambria" w:hAnsi="Cambria" w:cs="Segoe UI"/>
+          <w:i/>
+          <w:iCs/>
           <w:color w:val="242424"/>
         </w:rPr>
         <w:br/>
@@ -2278,25 +2141,7 @@
           <w:color w:val="242424"/>
           <w:shd w:val="clear" w:color="auto" w:fill="FFFFFF"/>
         </w:rPr>
-        <w:t>Line 412: I recommend the usage of "Bayesian credible interval (BCI)" rather than the abbreviation "</w:t>
-      </w:r>
-      <w:proofErr w:type="spellStart"/>
-      <w:r>
-        <w:rPr>
-          <w:rFonts w:ascii="Cambria" w:hAnsi="Cambria" w:cs="Segoe UI"/>
-          <w:color w:val="242424"/>
-          <w:shd w:val="clear" w:color="auto" w:fill="FFFFFF"/>
-        </w:rPr>
-        <w:t>CrI</w:t>
-      </w:r>
-      <w:proofErr w:type="spellEnd"/>
-      <w:r>
-        <w:rPr>
-          <w:rFonts w:ascii="Cambria" w:hAnsi="Cambria" w:cs="Segoe UI"/>
-          <w:color w:val="242424"/>
-          <w:shd w:val="clear" w:color="auto" w:fill="FFFFFF"/>
-        </w:rPr>
-        <w:t>."</w:t>
+        <w:t>Line 407: Remove parentheses</w:t>
       </w:r>
     </w:p>
     <w:p>
@@ -2325,29 +2170,65 @@
           <w:color w:val="242424"/>
           <w:shd w:val="clear" w:color="auto" w:fill="FFFFFF"/>
         </w:rPr>
-        <w:t>Thank you. Although “</w:t>
-      </w:r>
-      <w:proofErr w:type="spellStart"/>
-      <w:r>
-        <w:rPr>
-          <w:rFonts w:ascii="Cambria" w:hAnsi="Cambria" w:cs="Segoe UI"/>
-          <w:i/>
-          <w:iCs/>
-          <w:color w:val="242424"/>
-          <w:shd w:val="clear" w:color="auto" w:fill="FFFFFF"/>
-        </w:rPr>
-        <w:t>CrI</w:t>
-      </w:r>
-      <w:proofErr w:type="spellEnd"/>
-      <w:r>
-        <w:rPr>
-          <w:rFonts w:ascii="Cambria" w:hAnsi="Cambria" w:cs="Segoe UI"/>
-          <w:i/>
-          <w:iCs/>
-          <w:color w:val="242424"/>
-          <w:shd w:val="clear" w:color="auto" w:fill="FFFFFF"/>
-        </w:rPr>
-        <w:t xml:space="preserve">” seems to be common unofficial notation in the statistical literature, this may not be the case in </w:t>
+        <w:t xml:space="preserve">We feel you are referring to </w:t>
+      </w:r>
+      <w:r>
+        <w:rPr>
+          <w:rFonts w:ascii="Cambria" w:hAnsi="Cambria"/>
+          <w:i/>
+          <w:iCs/>
+        </w:rPr>
+        <w:t xml:space="preserve">π(θ|Y) here. We have replaced the outer parentheses with commas for ease of readability. </w:t>
+      </w:r>
+      <w:r>
+        <w:rPr>
+          <w:rFonts w:ascii="Cambria" w:hAnsi="Cambria" w:cs="Segoe UI"/>
+          <w:color w:val="242424"/>
+        </w:rPr>
+        <w:br/>
+      </w:r>
+      <w:r>
+        <w:rPr>
+          <w:rFonts w:ascii="Cambria" w:hAnsi="Cambria" w:cs="Segoe UI"/>
+          <w:color w:val="242424"/>
+        </w:rPr>
+        <w:br/>
+      </w:r>
+      <w:r>
+        <w:rPr>
+          <w:rFonts w:ascii="Cambria" w:hAnsi="Cambria" w:cs="Segoe UI"/>
+          <w:color w:val="242424"/>
+          <w:shd w:val="clear" w:color="auto" w:fill="FFFFFF"/>
+        </w:rPr>
+        <w:t>Line 412: I recommend the usage of "Bayesian credible interval (BCI)" rather than the abbreviation "CrI."</w:t>
+      </w:r>
+    </w:p>
+    <w:p>
+      <w:pPr>
+        <w:rPr>
+          <w:rFonts w:ascii="Cambria" w:hAnsi="Cambria" w:cs="Segoe UI"/>
+          <w:color w:val="242424"/>
+        </w:rPr>
+      </w:pPr>
+      <w:r>
+        <w:rPr>
+          <w:rFonts w:ascii="Cambria" w:hAnsi="Cambria" w:cs="Segoe UI"/>
+          <w:i/>
+          <w:iCs/>
+          <w:color w:val="242424"/>
+          <w:shd w:val="clear" w:color="auto" w:fill="FFFFFF"/>
+        </w:rPr>
+        <w:t>&gt;&gt;&gt;</w:t>
+      </w:r>
+      <w:r>
+        <w:rPr>
+          <w:rFonts w:ascii="Cambria" w:hAnsi="Cambria" w:cs="Segoe UI"/>
+          <w:i/>
+          <w:iCs/>
+          <w:color w:val="242424"/>
+          <w:shd w:val="clear" w:color="auto" w:fill="FFFFFF"/>
+        </w:rPr>
+        <w:t xml:space="preserve">Thank you. Although “CrI” seems to be common unofficial notation in the statistical literature, this may not be the case in </w:t>
       </w:r>
       <w:r>
         <w:rPr>
@@ -2367,29 +2248,7 @@
           <w:color w:val="242424"/>
           <w:shd w:val="clear" w:color="auto" w:fill="FFFFFF"/>
         </w:rPr>
-        <w:t>applied fields. We have therefore replaced “</w:t>
-      </w:r>
-      <w:proofErr w:type="spellStart"/>
-      <w:r>
-        <w:rPr>
-          <w:rFonts w:ascii="Cambria" w:hAnsi="Cambria" w:cs="Segoe UI"/>
-          <w:i/>
-          <w:iCs/>
-          <w:color w:val="242424"/>
-          <w:shd w:val="clear" w:color="auto" w:fill="FFFFFF"/>
-        </w:rPr>
-        <w:t>CrI</w:t>
-      </w:r>
-      <w:proofErr w:type="spellEnd"/>
-      <w:r>
-        <w:rPr>
-          <w:rFonts w:ascii="Cambria" w:hAnsi="Cambria" w:cs="Segoe UI"/>
-          <w:i/>
-          <w:iCs/>
-          <w:color w:val="242424"/>
-          <w:shd w:val="clear" w:color="auto" w:fill="FFFFFF"/>
-        </w:rPr>
-        <w:t>” with “BCI” everywhere throughout the manuscript</w:t>
+        <w:t>applied fields. We have therefore replaced “CrI” with “BCI” everywhere throughout the manuscript</w:t>
       </w:r>
       <w:r>
         <w:rPr>
@@ -2420,19 +2279,22 @@
         </w:rPr>
         <w:br/>
       </w:r>
-      <w:r>
-        <w:rPr>
-          <w:rFonts w:ascii="Cambria" w:hAnsi="Cambria" w:cs="Segoe UI"/>
-          <w:color w:val="242424"/>
-        </w:rPr>
-        <w:br/>
-      </w:r>
-      <w:r>
-        <w:rPr>
-          <w:rFonts w:ascii="Cambria" w:hAnsi="Cambria" w:cs="Segoe UI"/>
-          <w:color w:val="242424"/>
-          <w:shd w:val="clear" w:color="auto" w:fill="FFFFFF"/>
-        </w:rPr>
+    </w:p>
+    <w:p>
+      <w:pPr>
+        <w:rPr>
+          <w:rFonts w:ascii="Cambria" w:hAnsi="Cambria" w:cs="Segoe UI"/>
+          <w:color w:val="242424"/>
+          <w:shd w:val="clear" w:color="auto" w:fill="FFFFFF"/>
+        </w:rPr>
+      </w:pPr>
+      <w:r>
+        <w:rPr>
+          <w:rFonts w:ascii="Cambria" w:hAnsi="Cambria" w:cs="Segoe UI"/>
+          <w:color w:val="242424"/>
+          <w:shd w:val="clear" w:color="auto" w:fill="FFFFFF"/>
+        </w:rPr>
+        <w:lastRenderedPageBreak/>
         <w:t>Line 482: Remove parentheses.</w:t>
       </w:r>
     </w:p>
@@ -2488,80 +2350,7 @@
           <w:color w:val="242424"/>
           <w:shd w:val="clear" w:color="auto" w:fill="FFFFFF"/>
         </w:rPr>
-        <w:lastRenderedPageBreak/>
-        <w:t xml:space="preserve">Line 526: I am confused: which "tuning parameters" are you referring to? The number of </w:t>
-      </w:r>
-      <w:proofErr w:type="spellStart"/>
-      <w:r>
-        <w:rPr>
-          <w:rFonts w:ascii="Cambria" w:hAnsi="Cambria" w:cs="Segoe UI"/>
-          <w:color w:val="242424"/>
-          <w:shd w:val="clear" w:color="auto" w:fill="FFFFFF"/>
-        </w:rPr>
-        <w:t>burnin</w:t>
-      </w:r>
-      <w:proofErr w:type="spellEnd"/>
-      <w:r>
-        <w:rPr>
-          <w:rFonts w:ascii="Cambria" w:hAnsi="Cambria" w:cs="Segoe UI"/>
-          <w:color w:val="242424"/>
-          <w:shd w:val="clear" w:color="auto" w:fill="FFFFFF"/>
-        </w:rPr>
-        <w:t>/warmup samples and the number of post-</w:t>
-      </w:r>
-      <w:proofErr w:type="gramStart"/>
-      <w:r>
-        <w:rPr>
-          <w:rFonts w:ascii="Cambria" w:hAnsi="Cambria" w:cs="Segoe UI"/>
-          <w:color w:val="242424"/>
-          <w:shd w:val="clear" w:color="auto" w:fill="FFFFFF"/>
-        </w:rPr>
-        <w:t>warmup</w:t>
-      </w:r>
-      <w:proofErr w:type="gramEnd"/>
-      <w:r>
-        <w:rPr>
-          <w:rFonts w:ascii="Cambria" w:hAnsi="Cambria" w:cs="Segoe UI"/>
-          <w:color w:val="242424"/>
-          <w:shd w:val="clear" w:color="auto" w:fill="FFFFFF"/>
-        </w:rPr>
-        <w:t xml:space="preserve"> draws? If so, it is unnecessary to note this. The </w:t>
-      </w:r>
-      <w:proofErr w:type="spellStart"/>
-      <w:r>
-        <w:rPr>
-          <w:rFonts w:ascii="Cambria" w:hAnsi="Cambria" w:cs="Segoe UI"/>
-          <w:color w:val="242424"/>
-          <w:shd w:val="clear" w:color="auto" w:fill="FFFFFF"/>
-        </w:rPr>
-        <w:t>burnin</w:t>
-      </w:r>
-      <w:proofErr w:type="spellEnd"/>
-      <w:r>
-        <w:rPr>
-          <w:rFonts w:ascii="Cambria" w:hAnsi="Cambria" w:cs="Segoe UI"/>
-          <w:color w:val="242424"/>
-          <w:shd w:val="clear" w:color="auto" w:fill="FFFFFF"/>
-        </w:rPr>
-        <w:t>/warmup and number of post-</w:t>
-      </w:r>
-      <w:proofErr w:type="gramStart"/>
-      <w:r>
-        <w:rPr>
-          <w:rFonts w:ascii="Cambria" w:hAnsi="Cambria" w:cs="Segoe UI"/>
-          <w:color w:val="242424"/>
-          <w:shd w:val="clear" w:color="auto" w:fill="FFFFFF"/>
-        </w:rPr>
-        <w:t>warmup</w:t>
-      </w:r>
-      <w:proofErr w:type="gramEnd"/>
-      <w:r>
-        <w:rPr>
-          <w:rFonts w:ascii="Cambria" w:hAnsi="Cambria" w:cs="Segoe UI"/>
-          <w:color w:val="242424"/>
-          <w:shd w:val="clear" w:color="auto" w:fill="FFFFFF"/>
-        </w:rPr>
-        <w:t xml:space="preserve"> draws should depend on the diagnostics you mention in the next paragraph.</w:t>
+        <w:t>Line 526: I am confused: which "tuning parameters" are you referring to? The number of burnin/warmup samples and the number of post-warmup draws? If so, it is unnecessary to note this. The burnin/warmup and number of post-warmup draws should depend on the diagnostics you mention in the next paragraph.</w:t>
       </w:r>
     </w:p>
     <w:p>
@@ -2611,80 +2400,68 @@
           <w:color w:val="242424"/>
           <w:shd w:val="clear" w:color="auto" w:fill="FFFFFF"/>
         </w:rPr>
+        <w:t xml:space="preserve"> hyperpara</w:t>
+      </w:r>
+      <w:r>
+        <w:rPr>
+          <w:rFonts w:ascii="Cambria" w:hAnsi="Cambria" w:cs="Segoe UI"/>
+          <w:i/>
+          <w:iCs/>
+          <w:color w:val="242424"/>
+          <w:shd w:val="clear" w:color="auto" w:fill="FFFFFF"/>
+        </w:rPr>
+        <w:t>m</w:t>
+      </w:r>
+      <w:r>
+        <w:rPr>
+          <w:rFonts w:ascii="Cambria" w:hAnsi="Cambria" w:cs="Segoe UI"/>
+          <w:i/>
+          <w:iCs/>
+          <w:color w:val="242424"/>
+          <w:shd w:val="clear" w:color="auto" w:fill="FFFFFF"/>
+        </w:rPr>
+        <w:t>e</w:t>
+      </w:r>
+      <w:r>
+        <w:rPr>
+          <w:rFonts w:ascii="Cambria" w:hAnsi="Cambria" w:cs="Segoe UI"/>
+          <w:i/>
+          <w:iCs/>
+          <w:color w:val="242424"/>
+          <w:shd w:val="clear" w:color="auto" w:fill="FFFFFF"/>
+        </w:rPr>
+        <w:t xml:space="preserve">ters (i.e., those </w:t>
+      </w:r>
+      <w:r>
+        <w:rPr>
+          <w:rFonts w:ascii="Cambria" w:hAnsi="Cambria" w:cs="Segoe UI"/>
+          <w:i/>
+          <w:iCs/>
+          <w:color w:val="242424"/>
+          <w:shd w:val="clear" w:color="auto" w:fill="FFFFFF"/>
+        </w:rPr>
+        <w:t>parameters</w:t>
+      </w:r>
+      <w:r>
+        <w:rPr>
+          <w:rFonts w:ascii="Cambria" w:hAnsi="Cambria" w:cs="Segoe UI"/>
+          <w:i/>
+          <w:iCs/>
+          <w:color w:val="242424"/>
+          <w:shd w:val="clear" w:color="auto" w:fill="FFFFFF"/>
+        </w:rPr>
+        <w:t xml:space="preserve"> set prior to running</w:t>
+      </w:r>
+      <w:r>
+        <w:rPr>
+          <w:rFonts w:ascii="Cambria" w:hAnsi="Cambria" w:cs="Segoe UI"/>
+          <w:i/>
+          <w:iCs/>
+          <w:color w:val="242424"/>
+          <w:shd w:val="clear" w:color="auto" w:fill="FFFFFF"/>
+        </w:rPr>
         <w:t xml:space="preserve"> </w:t>
       </w:r>
-      <w:proofErr w:type="spellStart"/>
-      <w:r>
-        <w:rPr>
-          <w:rFonts w:ascii="Cambria" w:hAnsi="Cambria" w:cs="Segoe UI"/>
-          <w:i/>
-          <w:iCs/>
-          <w:color w:val="242424"/>
-          <w:shd w:val="clear" w:color="auto" w:fill="FFFFFF"/>
-        </w:rPr>
-        <w:t>hyperparan</w:t>
-      </w:r>
-      <w:r>
-        <w:rPr>
-          <w:rFonts w:ascii="Cambria" w:hAnsi="Cambria" w:cs="Segoe UI"/>
-          <w:i/>
-          <w:iCs/>
-          <w:color w:val="242424"/>
-          <w:shd w:val="clear" w:color="auto" w:fill="FFFFFF"/>
-        </w:rPr>
-        <w:t>e</w:t>
-      </w:r>
-      <w:r>
-        <w:rPr>
-          <w:rFonts w:ascii="Cambria" w:hAnsi="Cambria" w:cs="Segoe UI"/>
-          <w:i/>
-          <w:iCs/>
-          <w:color w:val="242424"/>
-          <w:shd w:val="clear" w:color="auto" w:fill="FFFFFF"/>
-        </w:rPr>
-        <w:t>ters</w:t>
-      </w:r>
-      <w:proofErr w:type="spellEnd"/>
-      <w:r>
-        <w:rPr>
-          <w:rFonts w:ascii="Cambria" w:hAnsi="Cambria" w:cs="Segoe UI"/>
-          <w:i/>
-          <w:iCs/>
-          <w:color w:val="242424"/>
-          <w:shd w:val="clear" w:color="auto" w:fill="FFFFFF"/>
-        </w:rPr>
-        <w:t xml:space="preserve"> (i.e., those </w:t>
-      </w:r>
-      <w:r>
-        <w:rPr>
-          <w:rFonts w:ascii="Cambria" w:hAnsi="Cambria" w:cs="Segoe UI"/>
-          <w:i/>
-          <w:iCs/>
-          <w:color w:val="242424"/>
-          <w:shd w:val="clear" w:color="auto" w:fill="FFFFFF"/>
-        </w:rPr>
-        <w:t>parameters</w:t>
-      </w:r>
-      <w:r>
-        <w:rPr>
-          <w:rFonts w:ascii="Cambria" w:hAnsi="Cambria" w:cs="Segoe UI"/>
-          <w:i/>
-          <w:iCs/>
-          <w:color w:val="242424"/>
-          <w:shd w:val="clear" w:color="auto" w:fill="FFFFFF"/>
-        </w:rPr>
-        <w:t xml:space="preserve"> set prior to running</w:t>
-      </w:r>
-      <w:r>
-        <w:rPr>
-          <w:rFonts w:ascii="Cambria" w:hAnsi="Cambria" w:cs="Segoe UI"/>
-          <w:i/>
-          <w:iCs/>
-          <w:color w:val="242424"/>
-          <w:shd w:val="clear" w:color="auto" w:fill="FFFFFF"/>
-        </w:rPr>
-        <w:t xml:space="preserve"> </w:t>
-      </w:r>
       <w:r>
         <w:rPr>
           <w:rFonts w:ascii="Cambria" w:hAnsi="Cambria" w:cs="Segoe UI"/>
@@ -2713,29 +2490,7 @@
           <w:color w:val="242424"/>
           <w:shd w:val="clear" w:color="auto" w:fill="FFFFFF"/>
         </w:rPr>
-        <w:t xml:space="preserve">), such as number of chains, number of iterations, and </w:t>
-      </w:r>
-      <w:proofErr w:type="spellStart"/>
-      <w:r>
-        <w:rPr>
-          <w:rFonts w:ascii="Cambria" w:hAnsi="Cambria" w:cs="Segoe UI"/>
-          <w:i/>
-          <w:iCs/>
-          <w:color w:val="242424"/>
-          <w:shd w:val="clear" w:color="auto" w:fill="FFFFFF"/>
-        </w:rPr>
-        <w:t>burnin</w:t>
-      </w:r>
-      <w:proofErr w:type="spellEnd"/>
-      <w:r>
-        <w:rPr>
-          <w:rFonts w:ascii="Cambria" w:hAnsi="Cambria" w:cs="Segoe UI"/>
-          <w:i/>
-          <w:iCs/>
-          <w:color w:val="242424"/>
-          <w:shd w:val="clear" w:color="auto" w:fill="FFFFFF"/>
-        </w:rPr>
-        <w:t xml:space="preserve">/warmup. </w:t>
+        <w:t xml:space="preserve">), such as number of chains, number of iterations, and burnin/warmup. </w:t>
       </w:r>
       <w:r>
         <w:rPr>
@@ -2917,20 +2672,8 @@
           <w:color w:val="242424"/>
           <w:shd w:val="clear" w:color="auto" w:fill="FFFFFF"/>
         </w:rPr>
-        <w:t xml:space="preserve"> Accuracy of results would likely not be </w:t>
-      </w:r>
-      <w:proofErr w:type="gramStart"/>
-      <w:r>
-        <w:rPr>
-          <w:rFonts w:ascii="Cambria" w:hAnsi="Cambria" w:cs="Segoe UI"/>
-          <w:i/>
-          <w:iCs/>
-          <w:color w:val="242424"/>
-          <w:shd w:val="clear" w:color="auto" w:fill="FFFFFF"/>
-        </w:rPr>
-        <w:t>affected</w:t>
-      </w:r>
-      <w:proofErr w:type="gramEnd"/>
+        <w:t xml:space="preserve"> Accuracy of results would likely not be affected</w:t>
+      </w:r>
       <w:r>
         <w:rPr>
           <w:rFonts w:ascii="Cambria" w:hAnsi="Cambria" w:cs="Segoe UI"/>
@@ -3013,29 +2756,7 @@
           <w:color w:val="242424"/>
           <w:shd w:val="clear" w:color="auto" w:fill="FFFFFF"/>
         </w:rPr>
-        <w:t xml:space="preserve">We agree. We have moved the </w:t>
-      </w:r>
-      <w:proofErr w:type="spellStart"/>
-      <w:r>
-        <w:rPr>
-          <w:rFonts w:ascii="Cambria" w:hAnsi="Cambria" w:cs="Segoe UI"/>
-          <w:i/>
-          <w:iCs/>
-          <w:color w:val="242424"/>
-          <w:shd w:val="clear" w:color="auto" w:fill="FFFFFF"/>
-        </w:rPr>
-        <w:t>traceplots</w:t>
-      </w:r>
-      <w:proofErr w:type="spellEnd"/>
-      <w:r>
-        <w:rPr>
-          <w:rFonts w:ascii="Cambria" w:hAnsi="Cambria" w:cs="Segoe UI"/>
-          <w:i/>
-          <w:iCs/>
-          <w:color w:val="242424"/>
-          <w:shd w:val="clear" w:color="auto" w:fill="FFFFFF"/>
-        </w:rPr>
-        <w:t xml:space="preserve"> (Fig. 4) </w:t>
+        <w:t xml:space="preserve">We agree. We have moved the traceplots (Fig. 4) </w:t>
       </w:r>
       <w:r>
         <w:rPr>
@@ -3179,6 +2900,7 @@
           <w:rFonts w:ascii="Cambria" w:hAnsi="Cambria" w:cs="Segoe UI"/>
           <w:color w:val="242424"/>
         </w:rPr>
+        <w:lastRenderedPageBreak/>
         <w:br/>
       </w:r>
       <w:r>
@@ -3209,250 +2931,7 @@
           <w:color w:val="242424"/>
           <w:shd w:val="clear" w:color="auto" w:fill="FFFFFF"/>
         </w:rPr>
-        <w:t xml:space="preserve">But there is more to this issue. I have looked and run myself CYTB and COI-3P (I extracted </w:t>
-      </w:r>
-      <w:r>
-        <w:rPr>
-          <w:rFonts w:ascii="Cambria" w:hAnsi="Cambria" w:cs="Segoe UI"/>
-          <w:color w:val="242424"/>
-          <w:shd w:val="clear" w:color="auto" w:fill="FFFFFF"/>
-        </w:rPr>
-        <w:lastRenderedPageBreak/>
-        <w:t>all COI from BOLD) datasets for &lt;</w:t>
-      </w:r>
-      <w:proofErr w:type="spellStart"/>
-      <w:r>
-        <w:rPr>
-          <w:rFonts w:ascii="Cambria" w:hAnsi="Cambria" w:cs="Segoe UI"/>
-          <w:color w:val="242424"/>
-          <w:shd w:val="clear" w:color="auto" w:fill="FFFFFF"/>
-        </w:rPr>
-        <w:t>i</w:t>
-      </w:r>
-      <w:proofErr w:type="spellEnd"/>
-      <w:r>
-        <w:rPr>
-          <w:rFonts w:ascii="Cambria" w:hAnsi="Cambria" w:cs="Segoe UI"/>
-          <w:color w:val="242424"/>
-          <w:shd w:val="clear" w:color="auto" w:fill="FFFFFF"/>
-        </w:rPr>
-        <w:t>&gt;Agabus&lt;/</w:t>
-      </w:r>
-      <w:proofErr w:type="spellStart"/>
-      <w:r>
-        <w:rPr>
-          <w:rFonts w:ascii="Cambria" w:hAnsi="Cambria" w:cs="Segoe UI"/>
-          <w:color w:val="242424"/>
-          <w:shd w:val="clear" w:color="auto" w:fill="FFFFFF"/>
-        </w:rPr>
-        <w:t>i</w:t>
-      </w:r>
-      <w:proofErr w:type="spellEnd"/>
-      <w:r>
-        <w:rPr>
-          <w:rFonts w:ascii="Cambria" w:hAnsi="Cambria" w:cs="Segoe UI"/>
-          <w:color w:val="242424"/>
-          <w:shd w:val="clear" w:color="auto" w:fill="FFFFFF"/>
-        </w:rPr>
-        <w:t xml:space="preserve">&gt; </w:t>
-      </w:r>
-      <w:proofErr w:type="gramStart"/>
-      <w:r>
-        <w:rPr>
-          <w:rFonts w:ascii="Cambria" w:hAnsi="Cambria" w:cs="Segoe UI"/>
-          <w:color w:val="242424"/>
-          <w:shd w:val="clear" w:color="auto" w:fill="FFFFFF"/>
-        </w:rPr>
-        <w:t>species, and</w:t>
-      </w:r>
-      <w:proofErr w:type="gramEnd"/>
-      <w:r>
-        <w:rPr>
-          <w:rFonts w:ascii="Cambria" w:hAnsi="Cambria" w:cs="Segoe UI"/>
-          <w:color w:val="242424"/>
-          <w:shd w:val="clear" w:color="auto" w:fill="FFFFFF"/>
-        </w:rPr>
-        <w:t xml:space="preserve"> found that &lt;</w:t>
-      </w:r>
-      <w:proofErr w:type="spellStart"/>
-      <w:r>
-        <w:rPr>
-          <w:rFonts w:ascii="Cambria" w:hAnsi="Cambria" w:cs="Segoe UI"/>
-          <w:color w:val="242424"/>
-          <w:shd w:val="clear" w:color="auto" w:fill="FFFFFF"/>
-        </w:rPr>
-        <w:t>i</w:t>
-      </w:r>
-      <w:proofErr w:type="spellEnd"/>
-      <w:r>
-        <w:rPr>
-          <w:rFonts w:ascii="Cambria" w:hAnsi="Cambria" w:cs="Segoe UI"/>
-          <w:color w:val="242424"/>
-          <w:shd w:val="clear" w:color="auto" w:fill="FFFFFF"/>
-        </w:rPr>
-        <w:t>&gt;A&lt;/</w:t>
-      </w:r>
-      <w:proofErr w:type="spellStart"/>
-      <w:r>
-        <w:rPr>
-          <w:rFonts w:ascii="Cambria" w:hAnsi="Cambria" w:cs="Segoe UI"/>
-          <w:color w:val="242424"/>
-          <w:shd w:val="clear" w:color="auto" w:fill="FFFFFF"/>
-        </w:rPr>
-        <w:t>i</w:t>
-      </w:r>
-      <w:proofErr w:type="spellEnd"/>
-      <w:r>
-        <w:rPr>
-          <w:rFonts w:ascii="Cambria" w:hAnsi="Cambria" w:cs="Segoe UI"/>
-          <w:color w:val="242424"/>
-          <w:shd w:val="clear" w:color="auto" w:fill="FFFFFF"/>
-        </w:rPr>
-        <w:t>&gt;. &lt;</w:t>
-      </w:r>
-      <w:proofErr w:type="spellStart"/>
-      <w:r>
-        <w:rPr>
-          <w:rFonts w:ascii="Cambria" w:hAnsi="Cambria" w:cs="Segoe UI"/>
-          <w:color w:val="242424"/>
-          <w:shd w:val="clear" w:color="auto" w:fill="FFFFFF"/>
-        </w:rPr>
-        <w:t>i</w:t>
-      </w:r>
-      <w:proofErr w:type="spellEnd"/>
-      <w:r>
-        <w:rPr>
-          <w:rFonts w:ascii="Cambria" w:hAnsi="Cambria" w:cs="Segoe UI"/>
-          <w:color w:val="242424"/>
-          <w:shd w:val="clear" w:color="auto" w:fill="FFFFFF"/>
-        </w:rPr>
-        <w:t>&gt;nevadensis&lt;/</w:t>
-      </w:r>
-      <w:proofErr w:type="spellStart"/>
-      <w:r>
-        <w:rPr>
-          <w:rFonts w:ascii="Cambria" w:hAnsi="Cambria" w:cs="Segoe UI"/>
-          <w:color w:val="242424"/>
-          <w:shd w:val="clear" w:color="auto" w:fill="FFFFFF"/>
-        </w:rPr>
-        <w:t>i</w:t>
-      </w:r>
-      <w:proofErr w:type="spellEnd"/>
-      <w:r>
-        <w:rPr>
-          <w:rFonts w:ascii="Cambria" w:hAnsi="Cambria" w:cs="Segoe UI"/>
-          <w:color w:val="242424"/>
-          <w:shd w:val="clear" w:color="auto" w:fill="FFFFFF"/>
-        </w:rPr>
-        <w:t>&gt; is deeply nested within &lt;</w:t>
-      </w:r>
-      <w:proofErr w:type="spellStart"/>
-      <w:r>
-        <w:rPr>
-          <w:rFonts w:ascii="Cambria" w:hAnsi="Cambria" w:cs="Segoe UI"/>
-          <w:color w:val="242424"/>
-          <w:shd w:val="clear" w:color="auto" w:fill="FFFFFF"/>
-        </w:rPr>
-        <w:t>i</w:t>
-      </w:r>
-      <w:proofErr w:type="spellEnd"/>
-      <w:r>
-        <w:rPr>
-          <w:rFonts w:ascii="Cambria" w:hAnsi="Cambria" w:cs="Segoe UI"/>
-          <w:color w:val="242424"/>
-          <w:shd w:val="clear" w:color="auto" w:fill="FFFFFF"/>
-        </w:rPr>
-        <w:t>&gt;A&lt;/</w:t>
-      </w:r>
-      <w:proofErr w:type="spellStart"/>
-      <w:r>
-        <w:rPr>
-          <w:rFonts w:ascii="Cambria" w:hAnsi="Cambria" w:cs="Segoe UI"/>
-          <w:color w:val="242424"/>
-          <w:shd w:val="clear" w:color="auto" w:fill="FFFFFF"/>
-        </w:rPr>
-        <w:t>i</w:t>
-      </w:r>
-      <w:proofErr w:type="spellEnd"/>
-      <w:r>
-        <w:rPr>
-          <w:rFonts w:ascii="Cambria" w:hAnsi="Cambria" w:cs="Segoe UI"/>
-          <w:color w:val="242424"/>
-          <w:shd w:val="clear" w:color="auto" w:fill="FFFFFF"/>
-        </w:rPr>
-        <w:t>&gt;. &lt;</w:t>
-      </w:r>
-      <w:proofErr w:type="spellStart"/>
-      <w:r>
-        <w:rPr>
-          <w:rFonts w:ascii="Cambria" w:hAnsi="Cambria" w:cs="Segoe UI"/>
-          <w:color w:val="242424"/>
-          <w:shd w:val="clear" w:color="auto" w:fill="FFFFFF"/>
-        </w:rPr>
-        <w:t>i</w:t>
-      </w:r>
-      <w:proofErr w:type="spellEnd"/>
-      <w:r>
-        <w:rPr>
-          <w:rFonts w:ascii="Cambria" w:hAnsi="Cambria" w:cs="Segoe UI"/>
-          <w:color w:val="242424"/>
-          <w:shd w:val="clear" w:color="auto" w:fill="FFFFFF"/>
-        </w:rPr>
-        <w:t>&gt;</w:t>
-      </w:r>
-      <w:proofErr w:type="spellStart"/>
-      <w:r>
-        <w:rPr>
-          <w:rFonts w:ascii="Cambria" w:hAnsi="Cambria" w:cs="Segoe UI"/>
-          <w:color w:val="242424"/>
-          <w:shd w:val="clear" w:color="auto" w:fill="FFFFFF"/>
-        </w:rPr>
-        <w:t>bipustulatus</w:t>
-      </w:r>
-      <w:proofErr w:type="spellEnd"/>
-      <w:r>
-        <w:rPr>
-          <w:rFonts w:ascii="Cambria" w:hAnsi="Cambria" w:cs="Segoe UI"/>
-          <w:color w:val="242424"/>
-          <w:shd w:val="clear" w:color="auto" w:fill="FFFFFF"/>
-        </w:rPr>
-        <w:t>&lt;/</w:t>
-      </w:r>
-      <w:proofErr w:type="spellStart"/>
-      <w:r>
-        <w:rPr>
-          <w:rFonts w:ascii="Cambria" w:hAnsi="Cambria" w:cs="Segoe UI"/>
-          <w:color w:val="242424"/>
-          <w:shd w:val="clear" w:color="auto" w:fill="FFFFFF"/>
-        </w:rPr>
-        <w:t>i</w:t>
-      </w:r>
-      <w:proofErr w:type="spellEnd"/>
-      <w:r>
-        <w:rPr>
-          <w:rFonts w:ascii="Cambria" w:hAnsi="Cambria" w:cs="Segoe UI"/>
-          <w:color w:val="242424"/>
-          <w:shd w:val="clear" w:color="auto" w:fill="FFFFFF"/>
-        </w:rPr>
-        <w:t xml:space="preserve">&gt;. From a barcode perspective, these two species are effectively the same. Moreover, a recent paper by </w:t>
-      </w:r>
-      <w:proofErr w:type="spellStart"/>
-      <w:r>
-        <w:rPr>
-          <w:rFonts w:ascii="Cambria" w:hAnsi="Cambria" w:cs="Segoe UI"/>
-          <w:color w:val="242424"/>
-          <w:shd w:val="clear" w:color="auto" w:fill="FFFFFF"/>
-        </w:rPr>
-        <w:t>Pallarés</w:t>
-      </w:r>
-      <w:proofErr w:type="spellEnd"/>
-      <w:r>
-        <w:rPr>
-          <w:rFonts w:ascii="Cambria" w:hAnsi="Cambria" w:cs="Segoe UI"/>
-          <w:color w:val="242424"/>
-          <w:shd w:val="clear" w:color="auto" w:fill="FFFFFF"/>
-        </w:rPr>
-        <w:t xml:space="preserve"> et al. (2024;</w:t>
+        <w:t>But there is more to this issue. I have looked and run myself CYTB and COI-3P (I extracted all COI from BOLD) datasets for &lt;i&gt;Agabus&lt;/i&gt; species, and found that &lt;i&gt;A&lt;/i&gt;. &lt;i&gt;nevadensis&lt;/i&gt; is deeply nested within &lt;i&gt;A&lt;/i&gt;. &lt;i&gt;bipustulatus&lt;/i&gt;. From a barcode perspective, these two species are effectively the same. Moreover, a recent paper by Pallarés et al. (2024;</w:t>
       </w:r>
       <w:r>
         <w:rPr>
@@ -3463,7 +2942,7 @@
         </w:rPr>
         <w:t> </w:t>
       </w:r>
-      <w:hyperlink r:id="rId4" w:tgtFrame="_blank" w:tooltip="https://doi.org/10.1111/mec.17487)" w:history="1">
+      <w:hyperlink r:id="rId6" w:tgtFrame="_blank" w:tooltip="https://doi.org/10.1111/mec.17487)" w:history="1">
         <w:r>
           <w:rPr>
             <w:rStyle w:val="Hyperlink"/>
@@ -3479,259 +2958,7 @@
           <w:color w:val="242424"/>
           <w:shd w:val="clear" w:color="auto" w:fill="FFFFFF"/>
         </w:rPr>
-        <w:t>, not cited in the manuscript, provides a detailed genomic analysis of the &lt;</w:t>
-      </w:r>
-      <w:proofErr w:type="spellStart"/>
-      <w:r>
-        <w:rPr>
-          <w:rFonts w:ascii="Cambria" w:hAnsi="Cambria" w:cs="Segoe UI"/>
-          <w:color w:val="242424"/>
-          <w:shd w:val="clear" w:color="auto" w:fill="FFFFFF"/>
-        </w:rPr>
-        <w:t>i</w:t>
-      </w:r>
-      <w:proofErr w:type="spellEnd"/>
-      <w:r>
-        <w:rPr>
-          <w:rFonts w:ascii="Cambria" w:hAnsi="Cambria" w:cs="Segoe UI"/>
-          <w:color w:val="242424"/>
-          <w:shd w:val="clear" w:color="auto" w:fill="FFFFFF"/>
-        </w:rPr>
-        <w:t>&gt;A&lt;/</w:t>
-      </w:r>
-      <w:proofErr w:type="spellStart"/>
-      <w:r>
-        <w:rPr>
-          <w:rFonts w:ascii="Cambria" w:hAnsi="Cambria" w:cs="Segoe UI"/>
-          <w:color w:val="242424"/>
-          <w:shd w:val="clear" w:color="auto" w:fill="FFFFFF"/>
-        </w:rPr>
-        <w:t>i</w:t>
-      </w:r>
-      <w:proofErr w:type="spellEnd"/>
-      <w:r>
-        <w:rPr>
-          <w:rFonts w:ascii="Cambria" w:hAnsi="Cambria" w:cs="Segoe UI"/>
-          <w:color w:val="242424"/>
-          <w:shd w:val="clear" w:color="auto" w:fill="FFFFFF"/>
-        </w:rPr>
-        <w:t>&gt;. &lt;</w:t>
-      </w:r>
-      <w:proofErr w:type="spellStart"/>
-      <w:r>
-        <w:rPr>
-          <w:rFonts w:ascii="Cambria" w:hAnsi="Cambria" w:cs="Segoe UI"/>
-          <w:color w:val="242424"/>
-          <w:shd w:val="clear" w:color="auto" w:fill="FFFFFF"/>
-        </w:rPr>
-        <w:t>i</w:t>
-      </w:r>
-      <w:proofErr w:type="spellEnd"/>
-      <w:r>
-        <w:rPr>
-          <w:rFonts w:ascii="Cambria" w:hAnsi="Cambria" w:cs="Segoe UI"/>
-          <w:color w:val="242424"/>
-          <w:shd w:val="clear" w:color="auto" w:fill="FFFFFF"/>
-        </w:rPr>
-        <w:t>&gt;</w:t>
-      </w:r>
-      <w:proofErr w:type="spellStart"/>
-      <w:r>
-        <w:rPr>
-          <w:rFonts w:ascii="Cambria" w:hAnsi="Cambria" w:cs="Segoe UI"/>
-          <w:color w:val="242424"/>
-          <w:shd w:val="clear" w:color="auto" w:fill="FFFFFF"/>
-        </w:rPr>
-        <w:t>bipustulatus</w:t>
-      </w:r>
-      <w:proofErr w:type="spellEnd"/>
-      <w:r>
-        <w:rPr>
-          <w:rFonts w:ascii="Cambria" w:hAnsi="Cambria" w:cs="Segoe UI"/>
-          <w:color w:val="242424"/>
-          <w:shd w:val="clear" w:color="auto" w:fill="FFFFFF"/>
-        </w:rPr>
-        <w:t>&lt;/</w:t>
-      </w:r>
-      <w:proofErr w:type="spellStart"/>
-      <w:r>
-        <w:rPr>
-          <w:rFonts w:ascii="Cambria" w:hAnsi="Cambria" w:cs="Segoe UI"/>
-          <w:color w:val="242424"/>
-          <w:shd w:val="clear" w:color="auto" w:fill="FFFFFF"/>
-        </w:rPr>
-        <w:t>i</w:t>
-      </w:r>
-      <w:proofErr w:type="spellEnd"/>
-      <w:r>
-        <w:rPr>
-          <w:rFonts w:ascii="Cambria" w:hAnsi="Cambria" w:cs="Segoe UI"/>
-          <w:color w:val="242424"/>
-          <w:shd w:val="clear" w:color="auto" w:fill="FFFFFF"/>
-        </w:rPr>
-        <w:t>&gt; complex. Their results suggest that &lt;</w:t>
-      </w:r>
-      <w:proofErr w:type="spellStart"/>
-      <w:r>
-        <w:rPr>
-          <w:rFonts w:ascii="Cambria" w:hAnsi="Cambria" w:cs="Segoe UI"/>
-          <w:color w:val="242424"/>
-          <w:shd w:val="clear" w:color="auto" w:fill="FFFFFF"/>
-        </w:rPr>
-        <w:t>i</w:t>
-      </w:r>
-      <w:proofErr w:type="spellEnd"/>
-      <w:r>
-        <w:rPr>
-          <w:rFonts w:ascii="Cambria" w:hAnsi="Cambria" w:cs="Segoe UI"/>
-          <w:color w:val="242424"/>
-          <w:shd w:val="clear" w:color="auto" w:fill="FFFFFF"/>
-        </w:rPr>
-        <w:t>&gt;A&lt;/</w:t>
-      </w:r>
-      <w:proofErr w:type="spellStart"/>
-      <w:r>
-        <w:rPr>
-          <w:rFonts w:ascii="Cambria" w:hAnsi="Cambria" w:cs="Segoe UI"/>
-          <w:color w:val="242424"/>
-          <w:shd w:val="clear" w:color="auto" w:fill="FFFFFF"/>
-        </w:rPr>
-        <w:t>i</w:t>
-      </w:r>
-      <w:proofErr w:type="spellEnd"/>
-      <w:r>
-        <w:rPr>
-          <w:rFonts w:ascii="Cambria" w:hAnsi="Cambria" w:cs="Segoe UI"/>
-          <w:color w:val="242424"/>
-          <w:shd w:val="clear" w:color="auto" w:fill="FFFFFF"/>
-        </w:rPr>
-        <w:t>&gt;. &lt;</w:t>
-      </w:r>
-      <w:proofErr w:type="spellStart"/>
-      <w:r>
-        <w:rPr>
-          <w:rFonts w:ascii="Cambria" w:hAnsi="Cambria" w:cs="Segoe UI"/>
-          <w:color w:val="242424"/>
-          <w:shd w:val="clear" w:color="auto" w:fill="FFFFFF"/>
-        </w:rPr>
-        <w:t>i</w:t>
-      </w:r>
-      <w:proofErr w:type="spellEnd"/>
-      <w:r>
-        <w:rPr>
-          <w:rFonts w:ascii="Cambria" w:hAnsi="Cambria" w:cs="Segoe UI"/>
-          <w:color w:val="242424"/>
-          <w:shd w:val="clear" w:color="auto" w:fill="FFFFFF"/>
-        </w:rPr>
-        <w:t>&gt;nevadensis&lt;/</w:t>
-      </w:r>
-      <w:proofErr w:type="spellStart"/>
-      <w:r>
-        <w:rPr>
-          <w:rFonts w:ascii="Cambria" w:hAnsi="Cambria" w:cs="Segoe UI"/>
-          <w:color w:val="242424"/>
-          <w:shd w:val="clear" w:color="auto" w:fill="FFFFFF"/>
-        </w:rPr>
-        <w:t>i</w:t>
-      </w:r>
-      <w:proofErr w:type="spellEnd"/>
-      <w:r>
-        <w:rPr>
-          <w:rFonts w:ascii="Cambria" w:hAnsi="Cambria" w:cs="Segoe UI"/>
-          <w:color w:val="242424"/>
-          <w:shd w:val="clear" w:color="auto" w:fill="FFFFFF"/>
-        </w:rPr>
-        <w:t>&gt; is likely an alpine ecotype of &lt;</w:t>
-      </w:r>
-      <w:proofErr w:type="spellStart"/>
-      <w:r>
-        <w:rPr>
-          <w:rFonts w:ascii="Cambria" w:hAnsi="Cambria" w:cs="Segoe UI"/>
-          <w:color w:val="242424"/>
-          <w:shd w:val="clear" w:color="auto" w:fill="FFFFFF"/>
-        </w:rPr>
-        <w:t>i</w:t>
-      </w:r>
-      <w:proofErr w:type="spellEnd"/>
-      <w:r>
-        <w:rPr>
-          <w:rFonts w:ascii="Cambria" w:hAnsi="Cambria" w:cs="Segoe UI"/>
-          <w:color w:val="242424"/>
-          <w:shd w:val="clear" w:color="auto" w:fill="FFFFFF"/>
-        </w:rPr>
-        <w:t>&gt;A&lt;/</w:t>
-      </w:r>
-      <w:proofErr w:type="spellStart"/>
-      <w:r>
-        <w:rPr>
-          <w:rFonts w:ascii="Cambria" w:hAnsi="Cambria" w:cs="Segoe UI"/>
-          <w:color w:val="242424"/>
-          <w:shd w:val="clear" w:color="auto" w:fill="FFFFFF"/>
-        </w:rPr>
-        <w:t>i</w:t>
-      </w:r>
-      <w:proofErr w:type="spellEnd"/>
-      <w:r>
-        <w:rPr>
-          <w:rFonts w:ascii="Cambria" w:hAnsi="Cambria" w:cs="Segoe UI"/>
-          <w:color w:val="242424"/>
-          <w:shd w:val="clear" w:color="auto" w:fill="FFFFFF"/>
-        </w:rPr>
-        <w:t>&gt;. &lt;</w:t>
-      </w:r>
-      <w:proofErr w:type="spellStart"/>
-      <w:r>
-        <w:rPr>
-          <w:rFonts w:ascii="Cambria" w:hAnsi="Cambria" w:cs="Segoe UI"/>
-          <w:color w:val="242424"/>
-          <w:shd w:val="clear" w:color="auto" w:fill="FFFFFF"/>
-        </w:rPr>
-        <w:t>i</w:t>
-      </w:r>
-      <w:proofErr w:type="spellEnd"/>
-      <w:r>
-        <w:rPr>
-          <w:rFonts w:ascii="Cambria" w:hAnsi="Cambria" w:cs="Segoe UI"/>
-          <w:color w:val="242424"/>
-          <w:shd w:val="clear" w:color="auto" w:fill="FFFFFF"/>
-        </w:rPr>
-        <w:t>&gt;</w:t>
-      </w:r>
-      <w:proofErr w:type="spellStart"/>
-      <w:r>
-        <w:rPr>
-          <w:rFonts w:ascii="Cambria" w:hAnsi="Cambria" w:cs="Segoe UI"/>
-          <w:color w:val="242424"/>
-          <w:shd w:val="clear" w:color="auto" w:fill="FFFFFF"/>
-        </w:rPr>
-        <w:t>bipustulatus</w:t>
-      </w:r>
-      <w:proofErr w:type="spellEnd"/>
-      <w:r>
-        <w:rPr>
-          <w:rFonts w:ascii="Cambria" w:hAnsi="Cambria" w:cs="Segoe UI"/>
-          <w:color w:val="242424"/>
-          <w:shd w:val="clear" w:color="auto" w:fill="FFFFFF"/>
-        </w:rPr>
-        <w:t>&lt;/</w:t>
-      </w:r>
-      <w:proofErr w:type="spellStart"/>
-      <w:r>
-        <w:rPr>
-          <w:rFonts w:ascii="Cambria" w:hAnsi="Cambria" w:cs="Segoe UI"/>
-          <w:color w:val="242424"/>
-          <w:shd w:val="clear" w:color="auto" w:fill="FFFFFF"/>
-        </w:rPr>
-        <w:t>i</w:t>
-      </w:r>
-      <w:proofErr w:type="spellEnd"/>
-      <w:r>
-        <w:rPr>
-          <w:rFonts w:ascii="Cambria" w:hAnsi="Cambria" w:cs="Segoe UI"/>
-          <w:color w:val="242424"/>
-          <w:shd w:val="clear" w:color="auto" w:fill="FFFFFF"/>
-        </w:rPr>
-        <w:t>&gt;, arising from an incipient speciation process with substantial recent introgression.</w:t>
+        <w:t>, not cited in the manuscript, provides a detailed genomic analysis of the &lt;i&gt;A&lt;/i&gt;. &lt;i&gt;bipustulatus&lt;/i&gt; complex. Their results suggest that &lt;i&gt;A&lt;/i&gt;. &lt;i&gt;nevadensis&lt;/i&gt; is likely an alpine ecotype of &lt;i&gt;A&lt;/i&gt;. &lt;i&gt;bipustulatus&lt;/i&gt;, arising from an incipient speciation process with substantial recent introgression.</w:t>
       </w:r>
       <w:r>
         <w:rPr>
@@ -3753,115 +2980,7 @@
           <w:color w:val="242424"/>
           <w:shd w:val="clear" w:color="auto" w:fill="FFFFFF"/>
         </w:rPr>
-        <w:t>This makes the &lt;</w:t>
-      </w:r>
-      <w:proofErr w:type="spellStart"/>
-      <w:r>
-        <w:rPr>
-          <w:rFonts w:ascii="Cambria" w:hAnsi="Cambria" w:cs="Segoe UI"/>
-          <w:color w:val="242424"/>
-          <w:shd w:val="clear" w:color="auto" w:fill="FFFFFF"/>
-        </w:rPr>
-        <w:t>i</w:t>
-      </w:r>
-      <w:proofErr w:type="spellEnd"/>
-      <w:r>
-        <w:rPr>
-          <w:rFonts w:ascii="Cambria" w:hAnsi="Cambria" w:cs="Segoe UI"/>
-          <w:color w:val="242424"/>
-          <w:shd w:val="clear" w:color="auto" w:fill="FFFFFF"/>
-        </w:rPr>
-        <w:t>&gt;</w:t>
-      </w:r>
-      <w:proofErr w:type="spellStart"/>
-      <w:r>
-        <w:rPr>
-          <w:rFonts w:ascii="Cambria" w:hAnsi="Cambria" w:cs="Segoe UI"/>
-          <w:color w:val="242424"/>
-          <w:shd w:val="clear" w:color="auto" w:fill="FFFFFF"/>
-        </w:rPr>
-        <w:t>bipustulatus</w:t>
-      </w:r>
-      <w:proofErr w:type="spellEnd"/>
-      <w:r>
-        <w:rPr>
-          <w:rFonts w:ascii="Cambria" w:hAnsi="Cambria" w:cs="Segoe UI"/>
-          <w:color w:val="242424"/>
-          <w:shd w:val="clear" w:color="auto" w:fill="FFFFFF"/>
-        </w:rPr>
-        <w:t>&lt;/</w:t>
-      </w:r>
-      <w:proofErr w:type="spellStart"/>
-      <w:r>
-        <w:rPr>
-          <w:rFonts w:ascii="Cambria" w:hAnsi="Cambria" w:cs="Segoe UI"/>
-          <w:color w:val="242424"/>
-          <w:shd w:val="clear" w:color="auto" w:fill="FFFFFF"/>
-        </w:rPr>
-        <w:t>i</w:t>
-      </w:r>
-      <w:proofErr w:type="spellEnd"/>
-      <w:r>
-        <w:rPr>
-          <w:rFonts w:ascii="Cambria" w:hAnsi="Cambria" w:cs="Segoe UI"/>
-          <w:color w:val="242424"/>
-          <w:shd w:val="clear" w:color="auto" w:fill="FFFFFF"/>
-        </w:rPr>
-        <w:t>&gt;–&lt;</w:t>
-      </w:r>
-      <w:proofErr w:type="spellStart"/>
-      <w:r>
-        <w:rPr>
-          <w:rFonts w:ascii="Cambria" w:hAnsi="Cambria" w:cs="Segoe UI"/>
-          <w:color w:val="242424"/>
-          <w:shd w:val="clear" w:color="auto" w:fill="FFFFFF"/>
-        </w:rPr>
-        <w:t>i</w:t>
-      </w:r>
-      <w:proofErr w:type="spellEnd"/>
-      <w:r>
-        <w:rPr>
-          <w:rFonts w:ascii="Cambria" w:hAnsi="Cambria" w:cs="Segoe UI"/>
-          <w:color w:val="242424"/>
-          <w:shd w:val="clear" w:color="auto" w:fill="FFFFFF"/>
-        </w:rPr>
-        <w:t>&gt;nevadensis&lt;/</w:t>
-      </w:r>
-      <w:proofErr w:type="spellStart"/>
-      <w:r>
-        <w:rPr>
-          <w:rFonts w:ascii="Cambria" w:hAnsi="Cambria" w:cs="Segoe UI"/>
-          <w:color w:val="242424"/>
-          <w:shd w:val="clear" w:color="auto" w:fill="FFFFFF"/>
-        </w:rPr>
-        <w:t>i</w:t>
-      </w:r>
-      <w:proofErr w:type="spellEnd"/>
-      <w:r>
-        <w:rPr>
-          <w:rFonts w:ascii="Cambria" w:hAnsi="Cambria" w:cs="Segoe UI"/>
-          <w:color w:val="242424"/>
-          <w:shd w:val="clear" w:color="auto" w:fill="FFFFFF"/>
-        </w:rPr>
-        <w:t xml:space="preserve">&gt; pair a highly specific and unusual case — not the kind of clean, well-delimited species pair one typically expects for demonstrating the utility of a new method. I strongly recommend that the authors present at least 10–20 species pairs from a range of </w:t>
-      </w:r>
-      <w:proofErr w:type="gramStart"/>
-      <w:r>
-        <w:rPr>
-          <w:rFonts w:ascii="Cambria" w:hAnsi="Cambria" w:cs="Segoe UI"/>
-          <w:color w:val="242424"/>
-          <w:shd w:val="clear" w:color="auto" w:fill="FFFFFF"/>
-        </w:rPr>
-        <w:t>taxa, and</w:t>
-      </w:r>
-      <w:proofErr w:type="gramEnd"/>
-      <w:r>
-        <w:rPr>
-          <w:rFonts w:ascii="Cambria" w:hAnsi="Cambria" w:cs="Segoe UI"/>
-          <w:color w:val="242424"/>
-          <w:shd w:val="clear" w:color="auto" w:fill="FFFFFF"/>
-        </w:rPr>
-        <w:t xml:space="preserve"> ideally include simulated data. Simulations are already available in the literature (e.g., Dellicour &amp; Flot 2018;</w:t>
+        <w:t>This makes the &lt;i&gt;bipustulatus&lt;/i&gt;–&lt;i&gt;nevadensis&lt;/i&gt; pair a highly specific and unusual case — not the kind of clean, well-delimited species pair one typically expects for demonstrating the utility of a new method. I strongly recommend that the authors present at least 10–20 species pairs from a range of taxa, and ideally include simulated data. Simulations are already available in the literature (e.g., Dellicour &amp; Flot 2018;</w:t>
       </w:r>
       <w:r>
         <w:rPr>
@@ -3872,7 +2991,7 @@
         </w:rPr>
         <w:t> </w:t>
       </w:r>
-      <w:hyperlink r:id="rId5" w:tgtFrame="_blank" w:tooltip="https://doi.org/10.1111/1755-0998.12908)" w:history="1">
+      <w:hyperlink r:id="rId7" w:tgtFrame="_blank" w:tooltip="https://doi.org/10.1111/1755-0998.12908)" w:history="1">
         <w:r>
           <w:rPr>
             <w:rStyle w:val="Hyperlink"/>
@@ -3920,29 +3039,7 @@
           <w:color w:val="242424"/>
           <w:shd w:val="clear" w:color="auto" w:fill="FFFFFF"/>
         </w:rPr>
-        <w:t xml:space="preserve">Thank you very much for this. We were not aware of the article by </w:t>
-      </w:r>
-      <w:proofErr w:type="spellStart"/>
-      <w:r>
-        <w:rPr>
-          <w:rFonts w:ascii="Cambria" w:hAnsi="Cambria" w:cs="Segoe UI"/>
-          <w:i/>
-          <w:iCs/>
-          <w:color w:val="242424"/>
-          <w:shd w:val="clear" w:color="auto" w:fill="FFFFFF"/>
-        </w:rPr>
-        <w:t>Pallarés</w:t>
-      </w:r>
-      <w:proofErr w:type="spellEnd"/>
-      <w:r>
-        <w:rPr>
-          <w:rFonts w:ascii="Cambria" w:hAnsi="Cambria" w:cs="Segoe UI"/>
-          <w:i/>
-          <w:iCs/>
-          <w:color w:val="242424"/>
-          <w:shd w:val="clear" w:color="auto" w:fill="FFFFFF"/>
-        </w:rPr>
-        <w:t xml:space="preserve"> et al. (2024</w:t>
+        <w:t>Thank you very much for this. We were not aware of the article by Pallarés et al. (2024</w:t>
       </w:r>
       <w:r>
         <w:rPr>
@@ -4032,7 +3129,27 @@
           <w:color w:val="242424"/>
           <w:shd w:val="clear" w:color="auto" w:fill="FFFFFF"/>
         </w:rPr>
-        <w:t xml:space="preserve"> on GitHub. If this is indeed the case, thank you. </w:t>
+        <w:t xml:space="preserve"> on</w:t>
+      </w:r>
+      <w:r>
+        <w:rPr>
+          <w:rFonts w:ascii="Cambria" w:hAnsi="Cambria" w:cs="Segoe UI"/>
+          <w:i/>
+          <w:iCs/>
+          <w:color w:val="242424"/>
+          <w:shd w:val="clear" w:color="auto" w:fill="FFFFFF"/>
+        </w:rPr>
+        <w:t xml:space="preserve"> Dryad</w:t>
+      </w:r>
+      <w:r>
+        <w:rPr>
+          <w:rFonts w:ascii="Cambria" w:hAnsi="Cambria" w:cs="Segoe UI"/>
+          <w:i/>
+          <w:iCs/>
+          <w:color w:val="242424"/>
+          <w:shd w:val="clear" w:color="auto" w:fill="FFFFFF"/>
+        </w:rPr>
+        <w:t xml:space="preserve">. If this is indeed the case, thank you. </w:t>
       </w:r>
       <w:r>
         <w:rPr>
@@ -4192,20 +3309,18 @@
           <w:color w:val="242424"/>
           <w:shd w:val="clear" w:color="auto" w:fill="FFFFFF"/>
         </w:rPr>
-        <w:t xml:space="preserve"> (</w:t>
-      </w:r>
-      <w:proofErr w:type="gramStart"/>
-      <w:r>
-        <w:rPr>
-          <w:rFonts w:ascii="Cambria" w:hAnsi="Cambria" w:cs="Segoe UI"/>
-          <w:i/>
-          <w:iCs/>
-          <w:color w:val="242424"/>
-          <w:shd w:val="clear" w:color="auto" w:fill="FFFFFF"/>
-        </w:rPr>
-        <w:t>and also</w:t>
-      </w:r>
-      <w:proofErr w:type="gramEnd"/>
+        <w:t xml:space="preserve"> (and also</w:t>
+      </w:r>
+      <w:r>
+        <w:rPr>
+          <w:rFonts w:ascii="Cambria" w:hAnsi="Cambria" w:cs="Segoe UI"/>
+          <w:i/>
+          <w:iCs/>
+          <w:color w:val="242424"/>
+          <w:shd w:val="clear" w:color="auto" w:fill="FFFFFF"/>
+        </w:rPr>
+        <w:t xml:space="preserve"> DNA</w:t>
+      </w:r>
       <w:r>
         <w:rPr>
           <w:rFonts w:ascii="Cambria" w:hAnsi="Cambria" w:cs="Segoe UI"/>
@@ -4270,19 +3385,8 @@
           <w:iCs/>
           <w:shd w:val="clear" w:color="auto" w:fill="FFFFFF"/>
         </w:rPr>
-        <w:t xml:space="preserve"> </w:t>
-      </w:r>
-      <w:proofErr w:type="gramStart"/>
-      <w:r>
-        <w:rPr>
-          <w:rFonts w:ascii="Cambria" w:hAnsi="Cambria" w:cs="Segoe UI"/>
-          <w:i/>
-          <w:iCs/>
-          <w:shd w:val="clear" w:color="auto" w:fill="FFFFFF"/>
-        </w:rPr>
-        <w:t>as a consequence</w:t>
-      </w:r>
-      <w:proofErr w:type="gramEnd"/>
+        <w:t xml:space="preserve"> as a consequence</w:t>
+      </w:r>
       <w:r>
         <w:rPr>
           <w:rFonts w:ascii="Cambria" w:hAnsi="Cambria" w:cs="Segoe UI"/>
@@ -4389,7 +3493,7 @@
         </w:rPr>
         <w:t>(</w:t>
       </w:r>
-      <w:hyperlink r:id="rId6" w:history="1">
+      <w:hyperlink r:id="rId8" w:history="1">
         <w:r>
           <w:rPr>
             <w:rStyle w:val="Hyperlink"/>
@@ -4600,7 +3704,27 @@
           <w:color w:val="242424"/>
           <w:shd w:val="clear" w:color="auto" w:fill="FFFFFF"/>
         </w:rPr>
-        <w:t xml:space="preserve"> scale, while others are indistinguishable from one another.</w:t>
+        <w:t xml:space="preserve"> scale, while</w:t>
+      </w:r>
+      <w:r>
+        <w:rPr>
+          <w:rFonts w:ascii="Cambria" w:hAnsi="Cambria" w:cs="Segoe UI"/>
+          <w:i/>
+          <w:iCs/>
+          <w:color w:val="242424"/>
+          <w:shd w:val="clear" w:color="auto" w:fill="FFFFFF"/>
+        </w:rPr>
+        <w:t xml:space="preserve"> many</w:t>
+      </w:r>
+      <w:r>
+        <w:rPr>
+          <w:rFonts w:ascii="Cambria" w:hAnsi="Cambria" w:cs="Segoe UI"/>
+          <w:i/>
+          <w:iCs/>
+          <w:color w:val="242424"/>
+          <w:shd w:val="clear" w:color="auto" w:fill="FFFFFF"/>
+        </w:rPr>
+        <w:t xml:space="preserve"> others are indistinguishable from one another.</w:t>
       </w:r>
       <w:r>
         <w:rPr>
@@ -4640,7 +3764,18 @@
           <w:color w:val="242424"/>
           <w:shd w:val="clear" w:color="auto" w:fill="FFFFFF"/>
         </w:rPr>
-        <w:t>, we</w:t>
+        <w:t xml:space="preserve">, </w:t>
+      </w:r>
+      <w:r>
+        <w:rPr>
+          <w:rFonts w:ascii="Cambria" w:hAnsi="Cambria" w:cs="Segoe UI"/>
+          <w:i/>
+          <w:iCs/>
+          <w:color w:val="242424"/>
+          <w:shd w:val="clear" w:color="auto" w:fill="FFFFFF"/>
+        </w:rPr>
+        <w:lastRenderedPageBreak/>
+        <w:t>we</w:t>
       </w:r>
       <w:r>
         <w:rPr>
@@ -4710,7 +3845,37 @@
           <w:color w:val="242424"/>
           <w:shd w:val="clear" w:color="auto" w:fill="FFFFFF"/>
         </w:rPr>
-        <w:t xml:space="preserve"> these remaining markers (COI-5’ and COI-3’). </w:t>
+        <w:t xml:space="preserve"> these remaining markers (COI-5’ and COI-3’)</w:t>
+      </w:r>
+      <w:r>
+        <w:rPr>
+          <w:rFonts w:ascii="Cambria" w:hAnsi="Cambria" w:cs="Segoe UI"/>
+          <w:i/>
+          <w:iCs/>
+          <w:color w:val="242424"/>
+          <w:shd w:val="clear" w:color="auto" w:fill="FFFFFF"/>
+        </w:rPr>
+        <w:t xml:space="preserve">, along with the two species from </w:t>
+      </w:r>
+      <w:r>
+        <w:rPr>
+          <w:rFonts w:ascii="Cambria" w:hAnsi="Cambria" w:cs="Segoe UI"/>
+          <w:i/>
+          <w:iCs/>
+          <w:color w:val="242424"/>
+          <w:shd w:val="clear" w:color="auto" w:fill="FFFFFF"/>
+        </w:rPr>
+        <w:t>CYTB</w:t>
+      </w:r>
+      <w:r>
+        <w:rPr>
+          <w:rFonts w:ascii="Cambria" w:hAnsi="Cambria" w:cs="Segoe UI"/>
+          <w:i/>
+          <w:iCs/>
+          <w:color w:val="242424"/>
+          <w:shd w:val="clear" w:color="auto" w:fill="FFFFFF"/>
+        </w:rPr>
+        <w:t xml:space="preserve">. </w:t>
       </w:r>
     </w:p>
     <w:p>
@@ -4718,6 +3883,8 @@
         <w:pStyle w:val="NormalWeb"/>
         <w:rPr>
           <w:rFonts w:ascii="Cambria" w:hAnsi="Cambria" w:cs="Segoe UI"/>
+          <w:i/>
+          <w:iCs/>
           <w:color w:val="242424"/>
           <w:shd w:val="clear" w:color="auto" w:fill="FFFFFF"/>
         </w:rPr>
@@ -4725,52 +3892,42 @@
       <w:r>
         <w:rPr>
           <w:rFonts w:ascii="Cambria" w:hAnsi="Cambria" w:cs="Segoe UI"/>
-          <w:color w:val="242424"/>
-          <w:shd w:val="clear" w:color="auto" w:fill="FFFFFF"/>
-        </w:rPr>
-        <w:t>Some more, minor, comments:</w:t>
-      </w:r>
-      <w:r>
-        <w:rPr>
-          <w:rFonts w:ascii="Cambria" w:hAnsi="Cambria" w:cs="Segoe UI"/>
-          <w:color w:val="242424"/>
-        </w:rPr>
-        <w:br/>
-      </w:r>
-      <w:r>
-        <w:rPr>
-          <w:rFonts w:ascii="Cambria" w:hAnsi="Cambria" w:cs="Segoe UI"/>
-          <w:color w:val="242424"/>
-          <w:shd w:val="clear" w:color="auto" w:fill="FFFFFF"/>
-        </w:rPr>
-        <w:t xml:space="preserve">The manuscript refers to its framework as a “Bayesian coalescent model,” yet no gene genealogies, coalescence times, or species divergence parameters are explicitly modeled. The approach relies solely on observed pairwise distances and binomial probability models, rather than simulating or inferring coalescent processes. While the metrics are </w:t>
-      </w:r>
-      <w:r>
-        <w:rPr>
-          <w:rFonts w:ascii="Cambria" w:hAnsi="Cambria" w:cs="Segoe UI"/>
-          <w:color w:val="242424"/>
-          <w:shd w:val="clear" w:color="auto" w:fill="FFFFFF"/>
-        </w:rPr>
-        <w:lastRenderedPageBreak/>
-        <w:t xml:space="preserve">biologically motivated by expectations under the multispecies coalescent, the model is best described as </w:t>
-      </w:r>
-      <w:proofErr w:type="gramStart"/>
-      <w:r>
-        <w:rPr>
-          <w:rFonts w:ascii="Cambria" w:hAnsi="Cambria" w:cs="Segoe UI"/>
-          <w:color w:val="242424"/>
-          <w:shd w:val="clear" w:color="auto" w:fill="FFFFFF"/>
-        </w:rPr>
-        <w:t>coalescent-informed</w:t>
-      </w:r>
-      <w:proofErr w:type="gramEnd"/>
-      <w:r>
-        <w:rPr>
-          <w:rFonts w:ascii="Cambria" w:hAnsi="Cambria" w:cs="Segoe UI"/>
-          <w:color w:val="242424"/>
-          <w:shd w:val="clear" w:color="auto" w:fill="FFFFFF"/>
-        </w:rPr>
-        <w:t xml:space="preserve"> rather than coalescent per se. I recommend that the authors clarify this distinction in the Introduction to avoid confusion with full coalescent-based inference frameworks such as BPP or SNAPP.</w:t>
+          <w:i/>
+          <w:iCs/>
+          <w:color w:val="242424"/>
+          <w:shd w:val="clear" w:color="auto" w:fill="FFFFFF"/>
+        </w:rPr>
+        <w:t>With respect to simulations of DNA sequences, we could not find raw data from</w:t>
+      </w:r>
+      <w:r>
+        <w:rPr>
+          <w:rFonts w:ascii="Cambria" w:hAnsi="Cambria" w:cs="Segoe UI"/>
+          <w:i/>
+          <w:iCs/>
+          <w:color w:val="242424"/>
+          <w:shd w:val="clear" w:color="auto" w:fill="FFFFFF"/>
+        </w:rPr>
+        <w:t xml:space="preserve"> the</w:t>
+      </w:r>
+      <w:r>
+        <w:rPr>
+          <w:rFonts w:ascii="Cambria" w:hAnsi="Cambria" w:cs="Segoe UI"/>
+          <w:i/>
+          <w:iCs/>
+          <w:color w:val="242424"/>
+          <w:shd w:val="clear" w:color="auto" w:fill="FFFFFF"/>
+        </w:rPr>
+        <w:t xml:space="preserve"> Dellicour and Flot (2018)</w:t>
+      </w:r>
+      <w:r>
+        <w:rPr>
+          <w:rFonts w:ascii="Cambria" w:hAnsi="Cambria" w:cs="Segoe UI"/>
+          <w:i/>
+          <w:iCs/>
+          <w:color w:val="242424"/>
+          <w:shd w:val="clear" w:color="auto" w:fill="FFFFFF"/>
+        </w:rPr>
+        <w:t xml:space="preserve"> article. </w:t>
       </w:r>
     </w:p>
     <w:p>
@@ -4778,10 +3935,6 @@
         <w:pStyle w:val="NormalWeb"/>
         <w:rPr>
           <w:rFonts w:ascii="Cambria" w:hAnsi="Cambria" w:cs="Segoe UI"/>
-          <w:b/>
-          <w:bCs/>
-          <w:i/>
-          <w:iCs/>
           <w:color w:val="242424"/>
           <w:shd w:val="clear" w:color="auto" w:fill="FFFFFF"/>
         </w:rPr>
@@ -4789,162 +3942,25 @@
       <w:r>
         <w:rPr>
           <w:rFonts w:ascii="Cambria" w:hAnsi="Cambria" w:cs="Segoe UI"/>
-          <w:i/>
-          <w:iCs/>
-          <w:color w:val="242424"/>
-          <w:shd w:val="clear" w:color="auto" w:fill="FFFFFF"/>
-        </w:rPr>
-        <w:t>&gt;&gt;&gt;</w:t>
-      </w:r>
-      <w:r>
-        <w:rPr>
-          <w:rFonts w:ascii="Cambria" w:hAnsi="Cambria" w:cs="Segoe UI"/>
-          <w:i/>
-          <w:iCs/>
-          <w:color w:val="242424"/>
-          <w:shd w:val="clear" w:color="auto" w:fill="FFFFFF"/>
-        </w:rPr>
-        <w:t>This is an excellent point. Though it is mentioned that future work will investigate the performance of the</w:t>
-      </w:r>
-      <w:r>
-        <w:rPr>
-          <w:rFonts w:ascii="Cambria" w:hAnsi="Cambria" w:cs="Segoe UI"/>
-          <w:i/>
-          <w:iCs/>
-          <w:color w:val="242424"/>
-          <w:shd w:val="clear" w:color="auto" w:fill="FFFFFF"/>
-        </w:rPr>
-        <w:t xml:space="preserve"> introduced</w:t>
-      </w:r>
-      <w:r>
-        <w:rPr>
-          <w:rFonts w:ascii="Cambria" w:hAnsi="Cambria" w:cs="Segoe UI"/>
-          <w:i/>
-          <w:iCs/>
-          <w:color w:val="242424"/>
-          <w:shd w:val="clear" w:color="auto" w:fill="FFFFFF"/>
-        </w:rPr>
-        <w:t xml:space="preserve"> DNA barcode gap metrics in estimating key coalescent parameters like </w:t>
-      </w:r>
-      <w:r>
-        <w:rPr>
-          <w:rFonts w:ascii="Cambria" w:hAnsi="Cambria" w:cs="Segoe UI"/>
-          <w:i/>
-          <w:iCs/>
-          <w:color w:val="242424"/>
-          <w:shd w:val="clear" w:color="auto" w:fill="FFFFFF"/>
-        </w:rPr>
-        <w:t xml:space="preserve">effective population sizes, mutation rates, and </w:t>
-      </w:r>
-      <w:r>
-        <w:rPr>
-          <w:rFonts w:ascii="Cambria" w:hAnsi="Cambria" w:cs="Segoe UI"/>
-          <w:i/>
-          <w:iCs/>
-          <w:color w:val="242424"/>
-          <w:shd w:val="clear" w:color="auto" w:fill="FFFFFF"/>
-        </w:rPr>
-        <w:t>divergence time</w:t>
-      </w:r>
-      <w:r>
-        <w:rPr>
-          <w:rFonts w:ascii="Cambria" w:hAnsi="Cambria" w:cs="Segoe UI"/>
-          <w:i/>
-          <w:iCs/>
-          <w:color w:val="242424"/>
-          <w:shd w:val="clear" w:color="auto" w:fill="FFFFFF"/>
-        </w:rPr>
-        <w:t>s</w:t>
-      </w:r>
-      <w:r>
-        <w:rPr>
-          <w:rFonts w:ascii="Cambria" w:hAnsi="Cambria" w:cs="Segoe UI"/>
-          <w:i/>
-          <w:iCs/>
-          <w:color w:val="242424"/>
-          <w:shd w:val="clear" w:color="auto" w:fill="FFFFFF"/>
-        </w:rPr>
-        <w:t>, we agree that the present method is</w:t>
-      </w:r>
-      <w:r>
-        <w:rPr>
-          <w:rFonts w:ascii="Cambria" w:hAnsi="Cambria" w:cs="Segoe UI"/>
-          <w:i/>
-          <w:iCs/>
-          <w:color w:val="242424"/>
-          <w:shd w:val="clear" w:color="auto" w:fill="FFFFFF"/>
-        </w:rPr>
-        <w:t xml:space="preserve"> better viewed as</w:t>
-      </w:r>
-      <w:r>
-        <w:rPr>
-          <w:rFonts w:ascii="Cambria" w:hAnsi="Cambria" w:cs="Segoe UI"/>
-          <w:i/>
-          <w:iCs/>
-          <w:color w:val="242424"/>
-          <w:shd w:val="clear" w:color="auto" w:fill="FFFFFF"/>
-        </w:rPr>
-        <w:t xml:space="preserve"> “coalescent-</w:t>
-      </w:r>
-      <w:r>
-        <w:rPr>
-          <w:rFonts w:ascii="Cambria" w:hAnsi="Cambria" w:cs="Segoe UI"/>
-          <w:i/>
-          <w:iCs/>
-          <w:color w:val="242424"/>
-          <w:shd w:val="clear" w:color="auto" w:fill="FFFFFF"/>
-        </w:rPr>
-        <w:t>in</w:t>
-      </w:r>
-      <w:r>
-        <w:rPr>
-          <w:rFonts w:ascii="Cambria" w:hAnsi="Cambria" w:cs="Segoe UI"/>
-          <w:i/>
-          <w:iCs/>
-          <w:color w:val="242424"/>
-          <w:shd w:val="clear" w:color="auto" w:fill="FFFFFF"/>
-        </w:rPr>
-        <w:t xml:space="preserve">formed”. The title and main text have been altered to </w:t>
-      </w:r>
-      <w:r>
-        <w:rPr>
-          <w:rFonts w:ascii="Cambria" w:hAnsi="Cambria" w:cs="Segoe UI"/>
-          <w:i/>
-          <w:iCs/>
-          <w:color w:val="242424"/>
-          <w:shd w:val="clear" w:color="auto" w:fill="FFFFFF"/>
-        </w:rPr>
-        <w:t xml:space="preserve">more clearly </w:t>
-      </w:r>
-      <w:r>
-        <w:rPr>
-          <w:rFonts w:ascii="Cambria" w:hAnsi="Cambria" w:cs="Segoe UI"/>
-          <w:i/>
-          <w:iCs/>
-          <w:color w:val="242424"/>
-          <w:shd w:val="clear" w:color="auto" w:fill="FFFFFF"/>
-        </w:rPr>
-        <w:t>reflect this.</w:t>
-      </w:r>
-      <w:r>
-        <w:rPr>
-          <w:rFonts w:ascii="Cambria" w:hAnsi="Cambria" w:cs="Segoe UI"/>
-          <w:i/>
-          <w:iCs/>
-          <w:color w:val="242424"/>
-          <w:shd w:val="clear" w:color="auto" w:fill="FFFFFF"/>
-        </w:rPr>
-        <w:t xml:space="preserve"> The Abstract already frames the metrics as “colescent-inspired”.</w:t>
-      </w:r>
-      <w:r>
-        <w:rPr>
-          <w:rFonts w:ascii="Cambria" w:hAnsi="Cambria" w:cs="Segoe UI"/>
-          <w:i/>
-          <w:iCs/>
-          <w:color w:val="242424"/>
-          <w:shd w:val="clear" w:color="auto" w:fill="FFFFFF"/>
-        </w:rPr>
-        <w:t xml:space="preserve"> </w:t>
+          <w:color w:val="242424"/>
+          <w:shd w:val="clear" w:color="auto" w:fill="FFFFFF"/>
+        </w:rPr>
+        <w:t>Some more, minor, comments:</w:t>
+      </w:r>
+      <w:r>
+        <w:rPr>
+          <w:rFonts w:ascii="Cambria" w:hAnsi="Cambria" w:cs="Segoe UI"/>
+          <w:color w:val="242424"/>
+        </w:rPr>
+        <w:br/>
+      </w:r>
+      <w:r>
+        <w:rPr>
+          <w:rFonts w:ascii="Cambria" w:hAnsi="Cambria" w:cs="Segoe UI"/>
+          <w:color w:val="242424"/>
+          <w:shd w:val="clear" w:color="auto" w:fill="FFFFFF"/>
+        </w:rPr>
+        <w:t>The manuscript refers to its framework as a “Bayesian coalescent model,” yet no gene genealogies, coalescence times, or species divergence parameters are explicitly modeled. The approach relies solely on observed pairwise distances and binomial probability models, rather than simulating or inferring coalescent processes. While the metrics are biologically motivated by expectations under the multispecies coalescent, the model is best described as coalescent-informed rather than coalescent per se. I recommend that the authors clarify this distinction in the Introduction to avoid confusion with full coalescent-based inference frameworks such as BPP or SNAPP.</w:t>
       </w:r>
     </w:p>
     <w:p>
@@ -4952,6 +3968,10 @@
         <w:pStyle w:val="NormalWeb"/>
         <w:rPr>
           <w:rFonts w:ascii="Cambria" w:hAnsi="Cambria" w:cs="Segoe UI"/>
+          <w:b/>
+          <w:bCs/>
+          <w:i/>
+          <w:iCs/>
           <w:color w:val="242424"/>
           <w:shd w:val="clear" w:color="auto" w:fill="FFFFFF"/>
         </w:rPr>
@@ -4959,28 +3979,162 @@
       <w:r>
         <w:rPr>
           <w:rFonts w:ascii="Cambria" w:hAnsi="Cambria" w:cs="Segoe UI"/>
-          <w:color w:val="242424"/>
-          <w:shd w:val="clear" w:color="auto" w:fill="FFFFFF"/>
-        </w:rPr>
-        <w:t xml:space="preserve">Because mitochondrial DNA reflects only maternal inheritance, it may not capture the full history of gene flow and divergence across the genome. Discordance between mitochondrial and nuclear signals—due to introgression, incomplete lineage sorting, or sex-biased dispersal—is well </w:t>
-      </w:r>
-      <w:proofErr w:type="gramStart"/>
-      <w:r>
-        <w:rPr>
-          <w:rFonts w:ascii="Cambria" w:hAnsi="Cambria" w:cs="Segoe UI"/>
-          <w:color w:val="242424"/>
-          <w:shd w:val="clear" w:color="auto" w:fill="FFFFFF"/>
-        </w:rPr>
-        <w:t>documented, and</w:t>
-      </w:r>
-      <w:proofErr w:type="gramEnd"/>
-      <w:r>
-        <w:rPr>
-          <w:rFonts w:ascii="Cambria" w:hAnsi="Cambria" w:cs="Segoe UI"/>
-          <w:color w:val="242424"/>
-          <w:shd w:val="clear" w:color="auto" w:fill="FFFFFF"/>
-        </w:rPr>
-        <w:t xml:space="preserve"> should be considered when interpreting barcode gap metrics. This should also be acknowledged in the Introduction.</w:t>
+          <w:i/>
+          <w:iCs/>
+          <w:color w:val="242424"/>
+          <w:shd w:val="clear" w:color="auto" w:fill="FFFFFF"/>
+        </w:rPr>
+        <w:t>&gt;&gt;&gt;</w:t>
+      </w:r>
+      <w:r>
+        <w:rPr>
+          <w:rFonts w:ascii="Cambria" w:hAnsi="Cambria" w:cs="Segoe UI"/>
+          <w:i/>
+          <w:iCs/>
+          <w:color w:val="242424"/>
+          <w:shd w:val="clear" w:color="auto" w:fill="FFFFFF"/>
+        </w:rPr>
+        <w:t>This is an excellent point. Though it is mentioned that future work will investigate the performance of the</w:t>
+      </w:r>
+      <w:r>
+        <w:rPr>
+          <w:rFonts w:ascii="Cambria" w:hAnsi="Cambria" w:cs="Segoe UI"/>
+          <w:i/>
+          <w:iCs/>
+          <w:color w:val="242424"/>
+          <w:shd w:val="clear" w:color="auto" w:fill="FFFFFF"/>
+        </w:rPr>
+        <w:t xml:space="preserve"> introduced</w:t>
+      </w:r>
+      <w:r>
+        <w:rPr>
+          <w:rFonts w:ascii="Cambria" w:hAnsi="Cambria" w:cs="Segoe UI"/>
+          <w:i/>
+          <w:iCs/>
+          <w:color w:val="242424"/>
+          <w:shd w:val="clear" w:color="auto" w:fill="FFFFFF"/>
+        </w:rPr>
+        <w:t xml:space="preserve"> DNA barcode gap metrics in estimating key coalescent parameters like </w:t>
+      </w:r>
+      <w:r>
+        <w:rPr>
+          <w:rFonts w:ascii="Cambria" w:hAnsi="Cambria" w:cs="Segoe UI"/>
+          <w:i/>
+          <w:iCs/>
+          <w:color w:val="242424"/>
+          <w:shd w:val="clear" w:color="auto" w:fill="FFFFFF"/>
+        </w:rPr>
+        <w:t xml:space="preserve">effective population sizes, mutation rates, and </w:t>
+      </w:r>
+      <w:r>
+        <w:rPr>
+          <w:rFonts w:ascii="Cambria" w:hAnsi="Cambria" w:cs="Segoe UI"/>
+          <w:i/>
+          <w:iCs/>
+          <w:color w:val="242424"/>
+          <w:shd w:val="clear" w:color="auto" w:fill="FFFFFF"/>
+        </w:rPr>
+        <w:t>divergence time</w:t>
+      </w:r>
+      <w:r>
+        <w:rPr>
+          <w:rFonts w:ascii="Cambria" w:hAnsi="Cambria" w:cs="Segoe UI"/>
+          <w:i/>
+          <w:iCs/>
+          <w:color w:val="242424"/>
+          <w:shd w:val="clear" w:color="auto" w:fill="FFFFFF"/>
+        </w:rPr>
+        <w:t>s</w:t>
+      </w:r>
+      <w:r>
+        <w:rPr>
+          <w:rFonts w:ascii="Cambria" w:hAnsi="Cambria" w:cs="Segoe UI"/>
+          <w:i/>
+          <w:iCs/>
+          <w:color w:val="242424"/>
+          <w:shd w:val="clear" w:color="auto" w:fill="FFFFFF"/>
+        </w:rPr>
+        <w:t>, we agree that the present method is</w:t>
+      </w:r>
+      <w:r>
+        <w:rPr>
+          <w:rFonts w:ascii="Cambria" w:hAnsi="Cambria" w:cs="Segoe UI"/>
+          <w:i/>
+          <w:iCs/>
+          <w:color w:val="242424"/>
+          <w:shd w:val="clear" w:color="auto" w:fill="FFFFFF"/>
+        </w:rPr>
+        <w:t xml:space="preserve"> better viewed as</w:t>
+      </w:r>
+      <w:r>
+        <w:rPr>
+          <w:rFonts w:ascii="Cambria" w:hAnsi="Cambria" w:cs="Segoe UI"/>
+          <w:i/>
+          <w:iCs/>
+          <w:color w:val="242424"/>
+          <w:shd w:val="clear" w:color="auto" w:fill="FFFFFF"/>
+        </w:rPr>
+        <w:t xml:space="preserve"> “coalescent-</w:t>
+      </w:r>
+      <w:r>
+        <w:rPr>
+          <w:rFonts w:ascii="Cambria" w:hAnsi="Cambria" w:cs="Segoe UI"/>
+          <w:i/>
+          <w:iCs/>
+          <w:color w:val="242424"/>
+          <w:shd w:val="clear" w:color="auto" w:fill="FFFFFF"/>
+        </w:rPr>
+        <w:t>in</w:t>
+      </w:r>
+      <w:r>
+        <w:rPr>
+          <w:rFonts w:ascii="Cambria" w:hAnsi="Cambria" w:cs="Segoe UI"/>
+          <w:i/>
+          <w:iCs/>
+          <w:color w:val="242424"/>
+          <w:shd w:val="clear" w:color="auto" w:fill="FFFFFF"/>
+        </w:rPr>
+        <w:t xml:space="preserve">formed”. The title and main text have been altered to </w:t>
+      </w:r>
+      <w:r>
+        <w:rPr>
+          <w:rFonts w:ascii="Cambria" w:hAnsi="Cambria" w:cs="Segoe UI"/>
+          <w:i/>
+          <w:iCs/>
+          <w:color w:val="242424"/>
+          <w:shd w:val="clear" w:color="auto" w:fill="FFFFFF"/>
+        </w:rPr>
+        <w:t xml:space="preserve">more clearly </w:t>
+      </w:r>
+      <w:r>
+        <w:rPr>
+          <w:rFonts w:ascii="Cambria" w:hAnsi="Cambria" w:cs="Segoe UI"/>
+          <w:i/>
+          <w:iCs/>
+          <w:color w:val="242424"/>
+          <w:shd w:val="clear" w:color="auto" w:fill="FFFFFF"/>
+        </w:rPr>
+        <w:t>reflect this.</w:t>
+      </w:r>
+      <w:r>
+        <w:rPr>
+          <w:rFonts w:ascii="Cambria" w:hAnsi="Cambria" w:cs="Segoe UI"/>
+          <w:i/>
+          <w:iCs/>
+          <w:color w:val="242424"/>
+          <w:shd w:val="clear" w:color="auto" w:fill="FFFFFF"/>
+        </w:rPr>
+        <w:t xml:space="preserve"> The Abstract already frames the metrics as “colescent-inspired”.</w:t>
+      </w:r>
+      <w:r>
+        <w:rPr>
+          <w:rFonts w:ascii="Cambria" w:hAnsi="Cambria" w:cs="Segoe UI"/>
+          <w:i/>
+          <w:iCs/>
+          <w:color w:val="242424"/>
+          <w:shd w:val="clear" w:color="auto" w:fill="FFFFFF"/>
+        </w:rPr>
+        <w:t xml:space="preserve"> </w:t>
       </w:r>
     </w:p>
     <w:p>
@@ -4995,134 +4149,101 @@
       <w:r>
         <w:rPr>
           <w:rFonts w:ascii="Cambria" w:hAnsi="Cambria" w:cs="Segoe UI"/>
-          <w:i/>
-          <w:iCs/>
-          <w:color w:val="242424"/>
-          <w:shd w:val="clear" w:color="auto" w:fill="FFFFFF"/>
-        </w:rPr>
-        <w:t>&gt;&gt;&gt;</w:t>
-      </w:r>
-      <w:r>
-        <w:rPr>
-          <w:rFonts w:ascii="Cambria" w:hAnsi="Cambria" w:cs="Segoe UI"/>
-          <w:i/>
-          <w:iCs/>
-          <w:color w:val="242424"/>
-          <w:shd w:val="clear" w:color="auto" w:fill="FFFFFF"/>
-        </w:rPr>
-        <w:t xml:space="preserve">Thank you. This is a very important consideration for </w:t>
-      </w:r>
-      <w:proofErr w:type="gramStart"/>
-      <w:r>
-        <w:rPr>
-          <w:rFonts w:ascii="Cambria" w:hAnsi="Cambria" w:cs="Segoe UI"/>
-          <w:i/>
-          <w:iCs/>
-          <w:color w:val="242424"/>
-          <w:shd w:val="clear" w:color="auto" w:fill="FFFFFF"/>
-        </w:rPr>
-        <w:t>any and all</w:t>
-      </w:r>
-      <w:proofErr w:type="gramEnd"/>
-      <w:r>
-        <w:rPr>
-          <w:rFonts w:ascii="Cambria" w:hAnsi="Cambria" w:cs="Segoe UI"/>
-          <w:i/>
-          <w:iCs/>
-          <w:color w:val="242424"/>
-          <w:shd w:val="clear" w:color="auto" w:fill="FFFFFF"/>
-        </w:rPr>
-        <w:t xml:space="preserve"> results based on DNA barcode gap analyses.</w:t>
-      </w:r>
-      <w:r>
-        <w:rPr>
-          <w:rFonts w:ascii="Cambria" w:hAnsi="Cambria" w:cs="Segoe UI"/>
-          <w:color w:val="242424"/>
-        </w:rPr>
-        <w:t xml:space="preserve"> </w:t>
-      </w:r>
-      <w:r>
-        <w:rPr>
-          <w:rFonts w:ascii="Cambria" w:hAnsi="Cambria" w:cs="Segoe UI"/>
-          <w:i/>
-          <w:iCs/>
-          <w:color w:val="242424"/>
-        </w:rPr>
-        <w:t xml:space="preserve">This point has been noted in the Introduction. </w:t>
-      </w:r>
-      <w:r>
-        <w:rPr>
-          <w:rFonts w:ascii="Cambria" w:hAnsi="Cambria" w:cs="Segoe UI"/>
-          <w:b/>
-          <w:bCs/>
-          <w:i/>
-          <w:iCs/>
-          <w:color w:val="242424"/>
-        </w:rPr>
-        <w:t>ADD TO DISCUSSION/CONCLUSION.</w:t>
-      </w:r>
-      <w:r>
-        <w:rPr>
-          <w:rFonts w:ascii="Cambria" w:hAnsi="Cambria" w:cs="Segoe UI"/>
-          <w:i/>
-          <w:iCs/>
-          <w:color w:val="242424"/>
-        </w:rPr>
-        <w:br/>
-      </w:r>
-      <w:r>
-        <w:rPr>
-          <w:rFonts w:ascii="Cambria" w:hAnsi="Cambria" w:cs="Segoe UI"/>
-          <w:color w:val="242424"/>
-        </w:rPr>
-        <w:br/>
-      </w:r>
-      <w:r>
-        <w:rPr>
-          <w:rFonts w:ascii="Cambria" w:hAnsi="Cambria" w:cs="Segoe UI"/>
-          <w:color w:val="242424"/>
-          <w:shd w:val="clear" w:color="auto" w:fill="FFFFFF"/>
-        </w:rPr>
-        <w:t>A very minor typo (the only one I could find):</w:t>
-      </w:r>
-      <w:r>
-        <w:rPr>
-          <w:rFonts w:ascii="Cambria" w:hAnsi="Cambria" w:cs="Segoe UI"/>
-          <w:color w:val="242424"/>
-        </w:rPr>
-        <w:br/>
-      </w:r>
-      <w:r>
-        <w:rPr>
-          <w:rFonts w:ascii="Cambria" w:hAnsi="Cambria" w:cs="Segoe UI"/>
-          <w:color w:val="242424"/>
-          <w:shd w:val="clear" w:color="auto" w:fill="FFFFFF"/>
-        </w:rPr>
-        <w:t xml:space="preserve">L </w:t>
-      </w:r>
-      <w:proofErr w:type="gramStart"/>
-      <w:r>
-        <w:rPr>
-          <w:rFonts w:ascii="Cambria" w:hAnsi="Cambria" w:cs="Segoe UI"/>
-          <w:color w:val="242424"/>
-          <w:shd w:val="clear" w:color="auto" w:fill="FFFFFF"/>
-        </w:rPr>
-        <w:t>184 :</w:t>
-      </w:r>
-      <w:proofErr w:type="gramEnd"/>
-      <w:r>
-        <w:rPr>
-          <w:rFonts w:ascii="Cambria" w:hAnsi="Cambria" w:cs="Segoe UI"/>
-          <w:color w:val="242424"/>
-          <w:shd w:val="clear" w:color="auto" w:fill="FFFFFF"/>
-        </w:rPr>
-        <w:t xml:space="preserve"> "...while the presence &lt;b&gt;of&lt;/b&gt; a single specimen record is a necessary requirement..."</w:t>
+          <w:color w:val="242424"/>
+          <w:shd w:val="clear" w:color="auto" w:fill="FFFFFF"/>
+        </w:rPr>
+        <w:t>Because mitochondrial DNA reflects only maternal inheritance, it may not capture the full history of gene flow and divergence across the genome. Discordance between mitochondrial and nuclear signals—due to introgression, incomplete lineage sorting, or sex-biased dispersal—is well documented, and should be considered when interpreting barcode gap metrics. This should also be acknowledged in the Introduction.</w:t>
       </w:r>
     </w:p>
     <w:p>
       <w:pPr>
         <w:pStyle w:val="NormalWeb"/>
         <w:rPr>
+          <w:rFonts w:ascii="Cambria" w:hAnsi="Cambria" w:cs="Segoe UI"/>
+          <w:color w:val="242424"/>
+          <w:shd w:val="clear" w:color="auto" w:fill="FFFFFF"/>
+        </w:rPr>
+      </w:pPr>
+      <w:r>
+        <w:rPr>
+          <w:rFonts w:ascii="Cambria" w:hAnsi="Cambria" w:cs="Segoe UI"/>
+          <w:i/>
+          <w:iCs/>
+          <w:color w:val="242424"/>
+          <w:shd w:val="clear" w:color="auto" w:fill="FFFFFF"/>
+        </w:rPr>
+        <w:t>&gt;&gt;&gt;</w:t>
+      </w:r>
+      <w:r>
+        <w:rPr>
+          <w:rFonts w:ascii="Cambria" w:hAnsi="Cambria" w:cs="Segoe UI"/>
+          <w:i/>
+          <w:iCs/>
+          <w:color w:val="242424"/>
+          <w:shd w:val="clear" w:color="auto" w:fill="FFFFFF"/>
+        </w:rPr>
+        <w:t>Thank you. This is a very important consideration for any and all results based on DNA barcode gap analyses.</w:t>
+      </w:r>
+      <w:r>
+        <w:rPr>
+          <w:rFonts w:ascii="Cambria" w:hAnsi="Cambria" w:cs="Segoe UI"/>
+          <w:color w:val="242424"/>
+        </w:rPr>
+        <w:t xml:space="preserve"> </w:t>
+      </w:r>
+      <w:r>
+        <w:rPr>
+          <w:rFonts w:ascii="Cambria" w:hAnsi="Cambria" w:cs="Segoe UI"/>
+          <w:i/>
+          <w:iCs/>
+          <w:color w:val="242424"/>
+        </w:rPr>
+        <w:t xml:space="preserve">This point has been noted in the Introduction. </w:t>
+      </w:r>
+      <w:r>
+        <w:rPr>
+          <w:rFonts w:ascii="Cambria" w:hAnsi="Cambria" w:cs="Segoe UI"/>
+          <w:i/>
+          <w:iCs/>
+          <w:color w:val="242424"/>
+        </w:rPr>
+        <w:br/>
+      </w:r>
+      <w:r>
+        <w:rPr>
+          <w:rFonts w:ascii="Cambria" w:hAnsi="Cambria" w:cs="Segoe UI"/>
+          <w:color w:val="242424"/>
+        </w:rPr>
+        <w:br/>
+      </w:r>
+      <w:r>
+        <w:rPr>
+          <w:rFonts w:ascii="Cambria" w:hAnsi="Cambria" w:cs="Segoe UI"/>
+          <w:color w:val="242424"/>
+          <w:shd w:val="clear" w:color="auto" w:fill="FFFFFF"/>
+        </w:rPr>
+        <w:t>A very minor typo (the only one I could find):</w:t>
+      </w:r>
+      <w:r>
+        <w:rPr>
+          <w:rFonts w:ascii="Cambria" w:hAnsi="Cambria" w:cs="Segoe UI"/>
+          <w:color w:val="242424"/>
+        </w:rPr>
+        <w:br/>
+      </w:r>
+      <w:r>
+        <w:rPr>
+          <w:rFonts w:ascii="Cambria" w:hAnsi="Cambria" w:cs="Segoe UI"/>
+          <w:color w:val="242424"/>
+          <w:shd w:val="clear" w:color="auto" w:fill="FFFFFF"/>
+        </w:rPr>
+        <w:t>L 184 : "...while the presence &lt;b&gt;of&lt;/b&gt; a single specimen record is a necessary requirement..."</w:t>
+      </w:r>
+    </w:p>
+    <w:p>
+      <w:pPr>
+        <w:pStyle w:val="NormalWeb"/>
+        <w:rPr>
           <w:rFonts w:ascii="Cambria" w:hAnsi="Cambria"/>
           <w:i/>
           <w:iCs/>
@@ -5150,6 +4271,8 @@
       </w:r>
     </w:p>
     <w:sectPr>
+      <w:footerReference w:type="even" r:id="rId9"/>
+      <w:footerReference w:type="default" r:id="rId10"/>
       <w:pgSz w:w="12240" w:h="15840"/>
       <w:pgMar w:top="1440" w:right="1440" w:bottom="1440" w:left="1440" w:header="708" w:footer="708" w:gutter="0"/>
       <w:cols w:space="708"/>
@@ -5157,6 +4280,179 @@
     </w:sectPr>
   </w:body>
 </w:document>
+</file>
+
+<file path=word/endnotes.xml><?xml version="1.0" encoding="utf-8"?>
+<w:endnotes xmlns:wpc="http://schemas.microsoft.com/office/word/2010/wordprocessingCanvas" xmlns:cx="http://schemas.microsoft.com/office/drawing/2014/chartex" xmlns:cx1="http://schemas.microsoft.com/office/drawing/2015/9/8/chartex" xmlns:cx2="http://schemas.microsoft.com/office/drawing/2015/10/21/chartex" xmlns:cx3="http://schemas.microsoft.com/office/drawing/2016/5/9/chartex" xmlns:cx4="http://schemas.microsoft.com/office/drawing/2016/5/10/chartex" xmlns:cx5="http://schemas.microsoft.com/office/drawing/2016/5/11/chartex" xmlns:cx6="http://schemas.microsoft.com/office/drawing/2016/5/12/chartex" xmlns:cx7="http://schemas.microsoft.com/office/drawing/2016/5/13/chartex" xmlns:cx8="http://schemas.microsoft.com/office/drawing/2016/5/14/chartex" xmlns:mc="http://schemas.openxmlformats.org/markup-compatibility/2006" xmlns:aink="http://schemas.microsoft.com/office/drawing/2016/ink" xmlns:am3d="http://schemas.microsoft.com/office/drawing/2017/model3d" xmlns:o="urn:schemas-microsoft-com:office:office" xmlns:oel="http://schemas.microsoft.com/office/2019/extlst" xmlns:r="http://schemas.openxmlformats.org/officeDocument/2006/relationships" xmlns:m="http://schemas.openxmlformats.org/officeDocument/2006/math" xmlns:v="urn:schemas-microsoft-com:vml" xmlns:wp14="http://schemas.microsoft.com/office/word/2010/wordprocessingDrawing" xmlns:wp="http://schemas.openxmlformats.org/drawingml/2006/wordprocessingDrawing" xmlns:w10="urn:schemas-microsoft-com:office:word" xmlns:w="http://schemas.openxmlformats.org/wordprocessingml/2006/main" xmlns:w14="http://schemas.microsoft.com/office/word/2010/wordml" xmlns:w15="http://schemas.microsoft.com/office/word/2012/wordml" xmlns:w16cex="http://schemas.microsoft.com/office/word/2018/wordml/cex" xmlns:w16cid="http://schemas.microsoft.com/office/word/2016/wordml/cid" xmlns:w16="http://schemas.microsoft.com/office/word/2018/wordml" xmlns:w16du="http://schemas.microsoft.com/office/word/2023/wordml/word16du" xmlns:w16sdtdh="http://schemas.microsoft.com/office/word/2020/wordml/sdtdatahash" xmlns:w16sdtfl="http://schemas.microsoft.com/office/word/2024/wordml/sdtformatlock" xmlns:w16se="http://schemas.microsoft.com/office/word/2015/wordml/symex" xmlns:wpg="http://schemas.microsoft.com/office/word/2010/wordprocessingGroup" xmlns:wpi="http://schemas.microsoft.com/office/word/2010/wordprocessingInk" xmlns:wne="http://schemas.microsoft.com/office/word/2006/wordml" xmlns:wps="http://schemas.microsoft.com/office/word/2010/wordprocessingShape" mc:Ignorable="w14 w15 w16se w16cid w16 w16cex w16sdtdh w16sdtfl w16du wp14">
+  <w:endnote w:type="separator" w:id="-1">
+    <w:p>
+      <w:pPr>
+        <w:spacing w:after="0" w:line="240" w:lineRule="auto"/>
+      </w:pPr>
+      <w:r>
+        <w:separator/>
+      </w:r>
+    </w:p>
+  </w:endnote>
+  <w:endnote w:type="continuationSeparator" w:id="0">
+    <w:p>
+      <w:pPr>
+        <w:spacing w:after="0" w:line="240" w:lineRule="auto"/>
+      </w:pPr>
+      <w:r>
+        <w:continuationSeparator/>
+      </w:r>
+    </w:p>
+  </w:endnote>
+</w:endnotes>
+</file>
+
+<file path=word/footer1.xml><?xml version="1.0" encoding="utf-8"?>
+<w:ftr xmlns:wpc="http://schemas.microsoft.com/office/word/2010/wordprocessingCanvas" xmlns:cx="http://schemas.microsoft.com/office/drawing/2014/chartex" xmlns:cx1="http://schemas.microsoft.com/office/drawing/2015/9/8/chartex" xmlns:cx2="http://schemas.microsoft.com/office/drawing/2015/10/21/chartex" xmlns:cx3="http://schemas.microsoft.com/office/drawing/2016/5/9/chartex" xmlns:cx4="http://schemas.microsoft.com/office/drawing/2016/5/10/chartex" xmlns:cx5="http://schemas.microsoft.com/office/drawing/2016/5/11/chartex" xmlns:cx6="http://schemas.microsoft.com/office/drawing/2016/5/12/chartex" xmlns:cx7="http://schemas.microsoft.com/office/drawing/2016/5/13/chartex" xmlns:cx8="http://schemas.microsoft.com/office/drawing/2016/5/14/chartex" xmlns:mc="http://schemas.openxmlformats.org/markup-compatibility/2006" xmlns:aink="http://schemas.microsoft.com/office/drawing/2016/ink" xmlns:am3d="http://schemas.microsoft.com/office/drawing/2017/model3d" xmlns:o="urn:schemas-microsoft-com:office:office" xmlns:oel="http://schemas.microsoft.com/office/2019/extlst" xmlns:r="http://schemas.openxmlformats.org/officeDocument/2006/relationships" xmlns:m="http://schemas.openxmlformats.org/officeDocument/2006/math" xmlns:v="urn:schemas-microsoft-com:vml" xmlns:wp14="http://schemas.microsoft.com/office/word/2010/wordprocessingDrawing" xmlns:wp="http://schemas.openxmlformats.org/drawingml/2006/wordprocessingDrawing" xmlns:w10="urn:schemas-microsoft-com:office:word" xmlns:w="http://schemas.openxmlformats.org/wordprocessingml/2006/main" xmlns:w14="http://schemas.microsoft.com/office/word/2010/wordml" xmlns:w15="http://schemas.microsoft.com/office/word/2012/wordml" xmlns:w16cex="http://schemas.microsoft.com/office/word/2018/wordml/cex" xmlns:w16cid="http://schemas.microsoft.com/office/word/2016/wordml/cid" xmlns:w16="http://schemas.microsoft.com/office/word/2018/wordml" xmlns:w16du="http://schemas.microsoft.com/office/word/2023/wordml/word16du" xmlns:w16sdtdh="http://schemas.microsoft.com/office/word/2020/wordml/sdtdatahash" xmlns:w16sdtfl="http://schemas.microsoft.com/office/word/2024/wordml/sdtformatlock" xmlns:w16se="http://schemas.microsoft.com/office/word/2015/wordml/symex" xmlns:wpg="http://schemas.microsoft.com/office/word/2010/wordprocessingGroup" xmlns:wpi="http://schemas.microsoft.com/office/word/2010/wordprocessingInk" xmlns:wne="http://schemas.microsoft.com/office/word/2006/wordml" xmlns:wps="http://schemas.microsoft.com/office/word/2010/wordprocessingShape" mc:Ignorable="w14 w15 w16se w16cid w16 w16cex w16sdtdh w16sdtfl w16du wp14">
+  <w:sdt>
+    <w:sdtPr>
+      <w:rPr>
+        <w:rStyle w:val="PageNumber"/>
+      </w:rPr>
+      <w:id w:val="1776827443"/>
+      <w:docPartObj>
+        <w:docPartGallery w:val="Page Numbers (Bottom of Page)"/>
+        <w:docPartUnique/>
+      </w:docPartObj>
+    </w:sdtPr>
+    <w:sdtContent>
+      <w:p>
+        <w:pPr>
+          <w:pStyle w:val="Footer"/>
+          <w:framePr w:wrap="none" w:vAnchor="text" w:hAnchor="margin" w:xAlign="right" w:y="1"/>
+          <w:rPr>
+            <w:rStyle w:val="PageNumber"/>
+          </w:rPr>
+        </w:pPr>
+        <w:r>
+          <w:rPr>
+            <w:rStyle w:val="PageNumber"/>
+          </w:rPr>
+          <w:fldChar w:fldCharType="begin"/>
+        </w:r>
+        <w:r>
+          <w:rPr>
+            <w:rStyle w:val="PageNumber"/>
+          </w:rPr>
+          <w:instrText xml:space="preserve"> PAGE </w:instrText>
+        </w:r>
+        <w:r>
+          <w:rPr>
+            <w:rStyle w:val="PageNumber"/>
+          </w:rPr>
+          <w:fldChar w:fldCharType="separate"/>
+        </w:r>
+        <w:r>
+          <w:rPr>
+            <w:rStyle w:val="PageNumber"/>
+          </w:rPr>
+          <w:fldChar w:fldCharType="end"/>
+        </w:r>
+      </w:p>
+    </w:sdtContent>
+  </w:sdt>
+  <w:p>
+    <w:pPr>
+      <w:pStyle w:val="Footer"/>
+      <w:ind w:right="360"/>
+    </w:pPr>
+  </w:p>
+</w:ftr>
+</file>
+
+<file path=word/footer2.xml><?xml version="1.0" encoding="utf-8"?>
+<w:ftr xmlns:wpc="http://schemas.microsoft.com/office/word/2010/wordprocessingCanvas" xmlns:cx="http://schemas.microsoft.com/office/drawing/2014/chartex" xmlns:cx1="http://schemas.microsoft.com/office/drawing/2015/9/8/chartex" xmlns:cx2="http://schemas.microsoft.com/office/drawing/2015/10/21/chartex" xmlns:cx3="http://schemas.microsoft.com/office/drawing/2016/5/9/chartex" xmlns:cx4="http://schemas.microsoft.com/office/drawing/2016/5/10/chartex" xmlns:cx5="http://schemas.microsoft.com/office/drawing/2016/5/11/chartex" xmlns:cx6="http://schemas.microsoft.com/office/drawing/2016/5/12/chartex" xmlns:cx7="http://schemas.microsoft.com/office/drawing/2016/5/13/chartex" xmlns:cx8="http://schemas.microsoft.com/office/drawing/2016/5/14/chartex" xmlns:mc="http://schemas.openxmlformats.org/markup-compatibility/2006" xmlns:aink="http://schemas.microsoft.com/office/drawing/2016/ink" xmlns:am3d="http://schemas.microsoft.com/office/drawing/2017/model3d" xmlns:o="urn:schemas-microsoft-com:office:office" xmlns:oel="http://schemas.microsoft.com/office/2019/extlst" xmlns:r="http://schemas.openxmlformats.org/officeDocument/2006/relationships" xmlns:m="http://schemas.openxmlformats.org/officeDocument/2006/math" xmlns:v="urn:schemas-microsoft-com:vml" xmlns:wp14="http://schemas.microsoft.com/office/word/2010/wordprocessingDrawing" xmlns:wp="http://schemas.openxmlformats.org/drawingml/2006/wordprocessingDrawing" xmlns:w10="urn:schemas-microsoft-com:office:word" xmlns:w="http://schemas.openxmlformats.org/wordprocessingml/2006/main" xmlns:w14="http://schemas.microsoft.com/office/word/2010/wordml" xmlns:w15="http://schemas.microsoft.com/office/word/2012/wordml" xmlns:w16cex="http://schemas.microsoft.com/office/word/2018/wordml/cex" xmlns:w16cid="http://schemas.microsoft.com/office/word/2016/wordml/cid" xmlns:w16="http://schemas.microsoft.com/office/word/2018/wordml" xmlns:w16du="http://schemas.microsoft.com/office/word/2023/wordml/word16du" xmlns:w16sdtdh="http://schemas.microsoft.com/office/word/2020/wordml/sdtdatahash" xmlns:w16sdtfl="http://schemas.microsoft.com/office/word/2024/wordml/sdtformatlock" xmlns:w16se="http://schemas.microsoft.com/office/word/2015/wordml/symex" xmlns:wpg="http://schemas.microsoft.com/office/word/2010/wordprocessingGroup" xmlns:wpi="http://schemas.microsoft.com/office/word/2010/wordprocessingInk" xmlns:wne="http://schemas.microsoft.com/office/word/2006/wordml" xmlns:wps="http://schemas.microsoft.com/office/word/2010/wordprocessingShape" mc:Ignorable="w14 w15 w16se w16cid w16 w16cex w16sdtdh w16sdtfl w16du wp14">
+  <w:sdt>
+    <w:sdtPr>
+      <w:rPr>
+        <w:rStyle w:val="PageNumber"/>
+      </w:rPr>
+      <w:id w:val="-680043832"/>
+      <w:docPartObj>
+        <w:docPartGallery w:val="Page Numbers (Bottom of Page)"/>
+        <w:docPartUnique/>
+      </w:docPartObj>
+    </w:sdtPr>
+    <w:sdtContent>
+      <w:p>
+        <w:pPr>
+          <w:pStyle w:val="Footer"/>
+          <w:framePr w:wrap="none" w:vAnchor="text" w:hAnchor="margin" w:xAlign="right" w:y="1"/>
+          <w:rPr>
+            <w:rStyle w:val="PageNumber"/>
+          </w:rPr>
+        </w:pPr>
+        <w:r>
+          <w:rPr>
+            <w:rStyle w:val="PageNumber"/>
+          </w:rPr>
+          <w:fldChar w:fldCharType="begin"/>
+        </w:r>
+        <w:r>
+          <w:rPr>
+            <w:rStyle w:val="PageNumber"/>
+          </w:rPr>
+          <w:instrText xml:space="preserve"> PAGE </w:instrText>
+        </w:r>
+        <w:r>
+          <w:rPr>
+            <w:rStyle w:val="PageNumber"/>
+          </w:rPr>
+          <w:fldChar w:fldCharType="separate"/>
+        </w:r>
+        <w:r>
+          <w:rPr>
+            <w:rStyle w:val="PageNumber"/>
+            <w:noProof/>
+          </w:rPr>
+          <w:t>1</w:t>
+        </w:r>
+        <w:r>
+          <w:rPr>
+            <w:rStyle w:val="PageNumber"/>
+          </w:rPr>
+          <w:fldChar w:fldCharType="end"/>
+        </w:r>
+      </w:p>
+    </w:sdtContent>
+  </w:sdt>
+  <w:p>
+    <w:pPr>
+      <w:pStyle w:val="Footer"/>
+      <w:ind w:right="360"/>
+    </w:pPr>
+  </w:p>
+</w:ftr>
+</file>
+
+<file path=word/footnotes.xml><?xml version="1.0" encoding="utf-8"?>
+<w:footnotes xmlns:wpc="http://schemas.microsoft.com/office/word/2010/wordprocessingCanvas" xmlns:cx="http://schemas.microsoft.com/office/drawing/2014/chartex" xmlns:cx1="http://schemas.microsoft.com/office/drawing/2015/9/8/chartex" xmlns:cx2="http://schemas.microsoft.com/office/drawing/2015/10/21/chartex" xmlns:cx3="http://schemas.microsoft.com/office/drawing/2016/5/9/chartex" xmlns:cx4="http://schemas.microsoft.com/office/drawing/2016/5/10/chartex" xmlns:cx5="http://schemas.microsoft.com/office/drawing/2016/5/11/chartex" xmlns:cx6="http://schemas.microsoft.com/office/drawing/2016/5/12/chartex" xmlns:cx7="http://schemas.microsoft.com/office/drawing/2016/5/13/chartex" xmlns:cx8="http://schemas.microsoft.com/office/drawing/2016/5/14/chartex" xmlns:mc="http://schemas.openxmlformats.org/markup-compatibility/2006" xmlns:aink="http://schemas.microsoft.com/office/drawing/2016/ink" xmlns:am3d="http://schemas.microsoft.com/office/drawing/2017/model3d" xmlns:o="urn:schemas-microsoft-com:office:office" xmlns:oel="http://schemas.microsoft.com/office/2019/extlst" xmlns:r="http://schemas.openxmlformats.org/officeDocument/2006/relationships" xmlns:m="http://schemas.openxmlformats.org/officeDocument/2006/math" xmlns:v="urn:schemas-microsoft-com:vml" xmlns:wp14="http://schemas.microsoft.com/office/word/2010/wordprocessingDrawing" xmlns:wp="http://schemas.openxmlformats.org/drawingml/2006/wordprocessingDrawing" xmlns:w10="urn:schemas-microsoft-com:office:word" xmlns:w="http://schemas.openxmlformats.org/wordprocessingml/2006/main" xmlns:w14="http://schemas.microsoft.com/office/word/2010/wordml" xmlns:w15="http://schemas.microsoft.com/office/word/2012/wordml" xmlns:w16cex="http://schemas.microsoft.com/office/word/2018/wordml/cex" xmlns:w16cid="http://schemas.microsoft.com/office/word/2016/wordml/cid" xmlns:w16="http://schemas.microsoft.com/office/word/2018/wordml" xmlns:w16du="http://schemas.microsoft.com/office/word/2023/wordml/word16du" xmlns:w16sdtdh="http://schemas.microsoft.com/office/word/2020/wordml/sdtdatahash" xmlns:w16sdtfl="http://schemas.microsoft.com/office/word/2024/wordml/sdtformatlock" xmlns:w16se="http://schemas.microsoft.com/office/word/2015/wordml/symex" xmlns:wpg="http://schemas.microsoft.com/office/word/2010/wordprocessingGroup" xmlns:wpi="http://schemas.microsoft.com/office/word/2010/wordprocessingInk" xmlns:wne="http://schemas.microsoft.com/office/word/2006/wordml" xmlns:wps="http://schemas.microsoft.com/office/word/2010/wordprocessingShape" mc:Ignorable="w14 w15 w16se w16cid w16 w16cex w16sdtdh w16sdtfl w16du wp14">
+  <w:footnote w:type="separator" w:id="-1">
+    <w:p>
+      <w:pPr>
+        <w:spacing w:after="0" w:line="240" w:lineRule="auto"/>
+      </w:pPr>
+      <w:r>
+        <w:separator/>
+      </w:r>
+    </w:p>
+  </w:footnote>
+  <w:footnote w:type="continuationSeparator" w:id="0">
+    <w:p>
+      <w:pPr>
+        <w:spacing w:after="0" w:line="240" w:lineRule="auto"/>
+      </w:pPr>
+      <w:r>
+        <w:continuationSeparator/>
+      </w:r>
+    </w:p>
+  </w:footnote>
+</w:footnotes>
 </file>
 
 <file path=word/styles.xml><?xml version="1.0" encoding="utf-8"?>
@@ -6131,6 +5427,36 @@
       <w:shd w:val="clear" w:color="auto" w:fill="E1DFDD"/>
     </w:rPr>
   </w:style>
+  <w:style w:type="paragraph" w:styleId="Footer">
+    <w:name w:val="footer"/>
+    <w:basedOn w:val="Normal"/>
+    <w:link w:val="FooterChar"/>
+    <w:uiPriority w:val="99"/>
+    <w:unhideWhenUsed/>
+    <w:rsid w:val="00C26FF9"/>
+    <w:pPr>
+      <w:tabs>
+        <w:tab w:val="center" w:pos="4680"/>
+        <w:tab w:val="right" w:pos="9360"/>
+      </w:tabs>
+      <w:spacing w:after="0" w:line="240" w:lineRule="auto"/>
+    </w:pPr>
+  </w:style>
+  <w:style w:type="character" w:customStyle="1" w:styleId="FooterChar">
+    <w:name w:val="Footer Char"/>
+    <w:basedOn w:val="DefaultParagraphFont"/>
+    <w:link w:val="Footer"/>
+    <w:uiPriority w:val="99"/>
+    <w:rsid w:val="00C26FF9"/>
+  </w:style>
+  <w:style w:type="character" w:styleId="PageNumber">
+    <w:name w:val="page number"/>
+    <w:basedOn w:val="DefaultParagraphFont"/>
+    <w:uiPriority w:val="99"/>
+    <w:semiHidden/>
+    <w:unhideWhenUsed/>
+    <w:rsid w:val="00C26FF9"/>
+  </w:style>
 </w:styles>
 </file>
 
